--- a/templates/บันทึกออกตรวจงานจ้าง_template.docx
+++ b/templates/บันทึกออกตรวจงานจ้าง_template.docx
@@ -35,11 +35,11 @@
             <v:path o:extrusionok="f" gradientshapeok="t" o:connecttype="rect"/>
             <o:lock v:ext="edit" aspectratio="t"/>
           </v:shapetype>
-          <v:shape id="Picture 1" o:spid="_x0000_s1040" type="#_x0000_t75" style="position:absolute;left:0;text-align:left;margin-left:16.95pt;margin-top:12.3pt;width:39.6pt;height:47.7pt;z-index:-251656704;mso-wrap-edited:f;mso-position-vertical-relative:page" wrapcoords="-284 0 -284 21352 21600 21352 21600 0 -284 0" filled="t" strokeweight="0">
-            <v:imagedata r:id="rId5" o:title="" blacklevel="3932f" o:detectmouseclick="f"/>
+          <v:shape id="Picture 1" o:spid="_x0000_s1040" type="#_x0000_t75" style="position:absolute;left:0;text-align:left;margin-left:-.3pt;margin-top:13.8pt;width:39.6pt;height:47.7pt;z-index:-251656704;mso-wrap-edited:f;mso-position-vertical-relative:page" wrapcoords="-284 0 -284 21352 21600 21352 21600 0 -284 0" filled="t" strokeweight="0">
+            <v:imagedata r:id="rId6" o:title="" blacklevel="3932f" o:detectmouseclick="f"/>
             <w10:wrap anchory="page"/>
           </v:shape>
-          <o:OLEObject Type="Embed" ProgID="Word.Picture.8" ShapeID="Picture 1" DrawAspect="Content" ObjectID="_1851666275" r:id="rId6"/>
+          <o:OLEObject Type="Embed" ProgID="Word.Picture.8" ShapeID="Picture 1" DrawAspect="Content" ObjectID="_1851679665" r:id="rId7"/>
         </w:object>
       </w:r>
       <w:r>
@@ -122,6 +122,67 @@
         </w:rPr>
         <w:t>คณะกรรมการตรวจรับพัสดุ</w:t>
       </w:r>
+      <w:r>
+        <w:rPr>
+          <w:rFonts w:ascii="TH SarabunIT๙" w:hAnsi="TH SarabunIT๙" w:cs="TH SarabunIT๙" w:hint="cs"/>
+          <w:snapToGrid w:val="0"/>
+          <w:sz w:val="32"/>
+          <w:szCs w:val="32"/>
+          <w:cs/>
+          <w:lang w:eastAsia="th-TH"/>
+        </w:rPr>
+        <w:t xml:space="preserve"> ตาม</w:t>
+      </w:r>
+      <w:r>
+        <w:rPr>
+          <w:rFonts w:ascii="TH SarabunIT๙" w:hAnsi="TH SarabunIT๙" w:cs="TH SarabunIT๙" w:hint="cs"/>
+          <w:spacing w:val="-2"/>
+          <w:sz w:val="32"/>
+          <w:szCs w:val="32"/>
+          <w:cs/>
+        </w:rPr>
+        <w:t xml:space="preserve">คำสั่งที่ </w:t>
+      </w:r>
+      <w:r>
+        <w:rPr>
+          <w:rFonts w:ascii="TH SarabunIT๙" w:hAnsi="TH SarabunIT๙" w:cs="TH SarabunIT๙" w:hint="cs"/>
+          <w:spacing w:val="-2"/>
+          <w:sz w:val="32"/>
+          <w:szCs w:val="32"/>
+          <w:cs/>
+        </w:rPr>
+        <w:t>[เลขที่คำสั่ง]</w:t>
+      </w:r>
+      <w:r>
+        <w:rPr>
+          <w:rFonts w:ascii="TH SarabunIT๙" w:hAnsi="TH SarabunIT๙" w:cs="TH SarabunIT๙" w:hint="cs"/>
+          <w:spacing w:val="-2"/>
+          <w:sz w:val="32"/>
+          <w:szCs w:val="32"/>
+          <w:cs/>
+        </w:rPr>
+        <w:t xml:space="preserve"> </w:t>
+      </w:r>
+      <w:r>
+        <w:rPr>
+          <w:rFonts w:ascii="TH SarabunIT๙" w:hAnsi="TH SarabunIT๙" w:cs="TH SarabunIT๙" w:hint="cs"/>
+          <w:spacing w:val="-2"/>
+          <w:sz w:val="32"/>
+          <w:szCs w:val="32"/>
+          <w:cs/>
+        </w:rPr>
+        <w:t xml:space="preserve">ลงวันที่ </w:t>
+      </w:r>
+      <w:r>
+        <w:rPr>
+          <w:rFonts w:ascii="TH SarabunIT๙" w:hAnsi="TH SarabunIT๙" w:cs="TH SarabunIT๙" w:hint="cs"/>
+          <w:spacing w:val="-2"/>
+          <w:sz w:val="32"/>
+          <w:szCs w:val="32"/>
+          <w:cs/>
+        </w:rPr>
+        <w:t>[วันที่คำสั่ง]</w:t>
+      </w:r>
     </w:p>
     <w:p>
       <w:pPr>
@@ -218,34 +279,22 @@
       </w:r>
       <w:r>
         <w:rPr>
-          <w:rFonts w:ascii="TH SarabunIT๙" w:hAnsi="TH SarabunIT๙" w:cs="TH SarabunIT๙"/>
-          <w:snapToGrid w:val="0"/>
-          <w:sz w:val="48"/>
-          <w:szCs w:val="48"/>
-          <w:cs/>
-          <w:lang w:eastAsia="th-TH"/>
-        </w:rPr>
-        <w:t xml:space="preserve"> </w:t>
-      </w:r>
-      <w:r>
-        <w:rPr>
-          <w:rFonts w:ascii="TH SarabunIT๙" w:hAnsi="TH SarabunIT๙" w:cs="TH SarabunIT๙"/>
-          <w:snapToGrid w:val="0"/>
-          <w:sz w:val="32"/>
-          <w:szCs w:val="32"/>
-          <w:cs/>
-          <w:lang w:eastAsia="th-TH"/>
-        </w:rPr>
-        <w:t xml:space="preserve">  สป  72203 /</w:t>
-      </w:r>
-      <w:r>
-        <w:rPr>
           <w:rFonts w:ascii="TH SarabunIT๙" w:hAnsi="TH SarabunIT๙" w:cs="TH SarabunIT๙" w:hint="cs"/>
           <w:snapToGrid w:val="0"/>
-          <w:sz w:val="32"/>
-          <w:szCs w:val="32"/>
+          <w:sz w:val="44"/>
+          <w:szCs w:val="44"/>
           <w:cs/>
           <w:lang w:eastAsia="th-TH"/>
+        </w:rPr>
+        <w:t xml:space="preserve"> </w:t>
+      </w:r>
+      <w:r>
+        <w:rPr>
+          <w:rFonts w:ascii="TH SarabunIT๙" w:hAnsi="TH SarabunIT๙" w:cs="TH SarabunIT๙" w:hint="cs"/>
+          <w:spacing w:val="-2"/>
+          <w:sz w:val="32"/>
+          <w:szCs w:val="32"/>
+          <w:cs/>
         </w:rPr>
         <w:t>-</w:t>
       </w:r>
@@ -273,14 +322,25 @@
       </w:r>
       <w:r>
         <w:rPr>
-          <w:rFonts w:ascii="TH SarabunIT๙" w:hAnsi="TH SarabunIT๙" w:cs="TH SarabunIT๙" w:hint="cs"/>
+          <w:rFonts w:ascii="TH SarabunIT๙" w:hAnsi="TH SarabunIT๙" w:cs="TH SarabunIT๙"/>
           <w:snapToGrid w:val="0"/>
           <w:sz w:val="32"/>
           <w:szCs w:val="32"/>
           <w:cs/>
           <w:lang w:eastAsia="th-TH"/>
         </w:rPr>
-        <w:t xml:space="preserve">               </w:t>
+        <w:tab/>
+      </w:r>
+      <w:r>
+        <w:rPr>
+          <w:rFonts w:ascii="TH SarabunIT๙" w:hAnsi="TH SarabunIT๙" w:cs="TH SarabunIT๙"/>
+          <w:snapToGrid w:val="0"/>
+          <w:sz w:val="32"/>
+          <w:szCs w:val="32"/>
+          <w:cs/>
+          <w:lang w:eastAsia="th-TH"/>
+        </w:rPr>
+        <w:tab/>
       </w:r>
       <w:r>
         <w:rPr>
@@ -304,18 +364,7 @@
           <w:cs/>
           <w:lang w:eastAsia="th-TH"/>
         </w:rPr>
-        <w:t xml:space="preserve"> </w:t>
-      </w:r>
-      <w:r>
-        <w:rPr>
-          <w:rFonts w:ascii="TH SarabunIT๙" w:hAnsi="TH SarabunIT๙" w:cs="TH SarabunIT๙"/>
-          <w:snapToGrid w:val="0"/>
-          <w:sz w:val="48"/>
-          <w:szCs w:val="48"/>
-          <w:cs/>
-          <w:lang w:eastAsia="th-TH"/>
-        </w:rPr>
-        <w:t xml:space="preserve">   </w:t>
+        <w:tab/>
       </w:r>
       <w:r>
         <w:rPr>
@@ -343,17 +392,6 @@
           <w:snapToGrid w:val="0"/>
           <w:sz w:val="30"/>
           <w:szCs w:val="30"/>
-          <w:cs/>
-          <w:lang w:eastAsia="th-TH"/>
-        </w:rPr>
-        <w:tab/>
-      </w:r>
-      <w:r>
-        <w:rPr>
-          <w:rFonts w:ascii="TH SarabunIT๙" w:hAnsi="TH SarabunIT๙" w:cs="TH SarabunIT๙"/>
-          <w:snapToGrid w:val="0"/>
-          <w:sz w:val="32"/>
-          <w:szCs w:val="32"/>
           <w:cs/>
           <w:lang w:eastAsia="th-TH"/>
         </w:rPr>
@@ -411,10 +449,10 @@
       </w:r>
       <w:r>
         <w:rPr>
-          <w:rFonts w:ascii="TH SarabunIT๙" w:hAnsi="TH SarabunIT๙" w:cs="TH SarabunIT๙"/>
+          <w:rFonts w:ascii="TH SarabunIT๙" w:hAnsi="TH SarabunIT๙" w:cs="TH SarabunIT๙" w:hint="cs"/>
           <w:snapToGrid w:val="0"/>
-          <w:sz w:val="48"/>
-          <w:szCs w:val="48"/>
+          <w:sz w:val="32"/>
+          <w:szCs w:val="32"/>
           <w:cs/>
           <w:lang w:eastAsia="th-TH"/>
         </w:rPr>
@@ -501,7 +539,19 @@
           <w:cs/>
           <w:lang w:eastAsia="th-TH"/>
         </w:rPr>
-        <w:t xml:space="preserve">เรียน    </w:t>
+        <w:t>เรียน</w:t>
+      </w:r>
+      <w:r>
+        <w:rPr>
+          <w:rFonts w:ascii="TH SarabunIT๙" w:hAnsi="TH SarabunIT๙" w:cs="TH SarabunIT๙" w:hint="cs"/>
+          <w:snapToGrid w:val="0"/>
+          <w:color w:val="000000"/>
+          <w:sz w:val="32"/>
+          <w:szCs w:val="32"/>
+          <w:cs/>
+          <w:lang w:eastAsia="th-TH"/>
+        </w:rPr>
+        <w:t xml:space="preserve">  </w:t>
       </w:r>
       <w:r>
         <w:rPr>
@@ -589,7 +639,6 @@
         <w:jc w:val="thaiDistribute"/>
         <w:rPr>
           <w:rFonts w:ascii="TH SarabunIT๙" w:hAnsi="TH SarabunIT๙" w:cs="TH SarabunIT๙"/>
-          <w:color w:val="EE0000"/>
           <w:spacing w:val="-2"/>
           <w:sz w:val="32"/>
           <w:szCs w:val="32"/>
@@ -665,16 +714,6 @@
           <w:cs/>
         </w:rPr>
         <w:t xml:space="preserve">[วันที่คำสั่ง] </w:t>
-      </w:r>
-      <w:r>
-        <w:rPr>
-          <w:rFonts w:ascii="TH SarabunIT๙" w:hAnsi="TH SarabunIT๙" w:cs="TH SarabunIT๙"/>
-          <w:spacing w:val="-2"/>
-          <w:sz w:val="32"/>
-          <w:szCs w:val="32"/>
-          <w:cs/>
-        </w:rPr>
-        <w:br/>
       </w:r>
       <w:r>
         <w:rPr>
@@ -862,6 +901,141 @@
         <w:widowControl w:val="0"/>
         <w:spacing w:before="120"/>
         <w:ind w:firstLine="720"/>
+        <w:rPr>
+          <w:rFonts w:ascii="TH SarabunIT๙" w:hAnsi="TH SarabunIT๙" w:cs="TH SarabunIT๙"/>
+          <w:b/>
+          <w:bCs/>
+          <w:sz w:val="32"/>
+          <w:szCs w:val="32"/>
+          <w:u w:val="single"/>
+        </w:rPr>
+      </w:pPr>
+      <w:r>
+        <w:rPr>
+          <w:rFonts w:ascii="TH SarabunIT๙" w:hAnsi="TH SarabunIT๙" w:cs="TH SarabunIT๙"/>
+          <w:b/>
+          <w:bCs/>
+          <w:sz w:val="32"/>
+          <w:szCs w:val="32"/>
+          <w:cs/>
+        </w:rPr>
+        <w:tab/>
+      </w:r>
+      <w:r>
+        <w:rPr>
+          <w:rFonts w:ascii="TH SarabunIT๙" w:hAnsi="TH SarabunIT๙" w:cs="TH SarabunIT๙" w:hint="cs"/>
+          <w:b/>
+          <w:bCs/>
+          <w:sz w:val="32"/>
+          <w:szCs w:val="32"/>
+          <w:u w:val="single"/>
+          <w:cs/>
+        </w:rPr>
+        <w:t>2.</w:t>
+      </w:r>
+      <w:r>
+        <w:rPr>
+          <w:rFonts w:ascii="TH SarabunIT๙" w:hAnsi="TH SarabunIT๙" w:cs="TH SarabunIT๙"/>
+          <w:b/>
+          <w:bCs/>
+          <w:sz w:val="32"/>
+          <w:szCs w:val="32"/>
+          <w:u w:val="single"/>
+          <w:cs/>
+        </w:rPr>
+        <w:t>ข้อเท็จจริง</w:t>
+      </w:r>
+    </w:p>
+    <w:p>
+      <w:pPr>
+        <w:ind w:firstLine="1440"/>
+        <w:jc w:val="thaiDistribute"/>
+        <w:rPr>
+          <w:rFonts w:ascii="TH SarabunIT๙" w:hAnsi="TH SarabunIT๙" w:cs="TH SarabunIT๙"/>
+          <w:sz w:val="32"/>
+          <w:szCs w:val="32"/>
+          <w:cs/>
+        </w:rPr>
+      </w:pPr>
+      <w:r>
+        <w:rPr>
+          <w:rFonts w:ascii="TH SarabunIT๙" w:hAnsi="TH SarabunIT๙" w:cs="TH SarabunIT๙" w:hint="cs"/>
+          <w:sz w:val="32"/>
+          <w:szCs w:val="32"/>
+          <w:cs/>
+        </w:rPr>
+        <w:t>ประธานกรรมการตรวจรับพัสดุและ</w:t>
+      </w:r>
+      <w:r>
+        <w:rPr>
+          <w:rFonts w:ascii="TH SarabunIT๙" w:hAnsi="TH SarabunIT๙" w:cs="TH SarabunIT๙" w:hint="cs"/>
+          <w:sz w:val="32"/>
+          <w:szCs w:val="32"/>
+          <w:cs/>
+        </w:rPr>
+        <w:t xml:space="preserve">คณะกรรมการตรวจรับพัสดุ ได้ออกตรวจงานจ้าง ณ สถานที่ก่อสร้าง </w:t>
+      </w:r>
+      <w:r>
+        <w:rPr>
+          <w:rFonts w:ascii="TH SarabunIT๙" w:hAnsi="TH SarabunIT๙" w:cs="TH SarabunIT๙" w:hint="cs"/>
+          <w:sz w:val="32"/>
+          <w:szCs w:val="32"/>
+          <w:cs/>
+        </w:rPr>
+        <w:t xml:space="preserve">เมื่อวันที่ </w:t>
+      </w:r>
+      <w:r>
+        <w:rPr>
+          <w:rFonts w:ascii="TH SarabunIT๙" w:hAnsi="TH SarabunIT๙" w:cs="TH SarabunIT๙" w:hint="cs"/>
+          <w:sz w:val="32"/>
+          <w:szCs w:val="32"/>
+          <w:cs/>
+        </w:rPr>
+        <w:t xml:space="preserve">[วันที่ออกตรวจ] </w:t>
+      </w:r>
+      <w:r>
+        <w:rPr>
+          <w:rFonts w:ascii="TH SarabunIT๙" w:hAnsi="TH SarabunIT๙" w:cs="TH SarabunIT๙" w:hint="cs"/>
+          <w:sz w:val="32"/>
+          <w:szCs w:val="32"/>
+          <w:cs/>
+        </w:rPr>
+        <w:t xml:space="preserve">ระหว่างเวลา </w:t>
+      </w:r>
+      <w:r>
+        <w:rPr>
+          <w:rFonts w:ascii="TH SarabunIT๙" w:hAnsi="TH SarabunIT๙" w:cs="TH SarabunIT๙" w:hint="cs"/>
+          <w:sz w:val="32"/>
+          <w:szCs w:val="32"/>
+          <w:cs/>
+        </w:rPr>
+        <w:t xml:space="preserve">[เวลาเริ่ม] น. </w:t>
+      </w:r>
+      <w:r>
+        <w:rPr>
+          <w:rFonts w:ascii="TH SarabunIT๙" w:hAnsi="TH SarabunIT๙" w:cs="TH SarabunIT๙" w:hint="cs"/>
+          <w:sz w:val="32"/>
+          <w:szCs w:val="32"/>
+          <w:cs/>
+        </w:rPr>
+        <w:t xml:space="preserve">ถึงเวลา </w:t>
+      </w:r>
+      <w:r>
+        <w:rPr>
+          <w:rFonts w:ascii="TH SarabunIT๙" w:hAnsi="TH SarabunIT๙" w:cs="TH SarabunIT๙" w:hint="cs"/>
+          <w:sz w:val="32"/>
+          <w:szCs w:val="32"/>
+          <w:cs/>
+        </w:rPr>
+        <w:t>[เวลาสิ้นสุด] น.</w:t>
+      </w:r>
+    </w:p>
+    <w:p>
+      <w:pPr>
+        <w:widowControl w:val="0"/>
+        <w:spacing w:before="120"/>
+        <w:ind w:firstLine="720"/>
+        <w:jc w:val="thaiDistribute"/>
         <w:rPr>
           <w:rFonts w:ascii="TH SarabunIT๙" w:hAnsi="TH SarabunIT๙" w:cs="TH SarabunIT๙"/>
           <w:b/>
@@ -895,7 +1069,7 @@
           <w:u w:val="single"/>
           <w:cs/>
         </w:rPr>
-        <w:t>2.</w:t>
+        <w:t>3</w:t>
       </w:r>
       <w:r>
         <w:rPr>
@@ -908,91 +1082,237 @@
           <w:u w:val="single"/>
           <w:cs/>
         </w:rPr>
-        <w:t>ข้อเท็จจริง</w:t>
+        <w:t>.ข้อกฎหมาย</w:t>
       </w:r>
     </w:p>
     <w:p>
       <w:pPr>
-        <w:ind w:firstLine="1440"/>
+        <w:widowControl w:val="0"/>
+        <w:ind w:firstLine="720"/>
         <w:jc w:val="thaiDistribute"/>
         <w:rPr>
           <w:rFonts w:ascii="TH SarabunIT๙" w:hAnsi="TH SarabunIT๙" w:cs="TH SarabunIT๙"/>
-          <w:sz w:val="32"/>
-          <w:szCs w:val="32"/>
-          <w:cs/>
-        </w:rPr>
-      </w:pPr>
+          <w:color w:val="000000"/>
+          <w:sz w:val="32"/>
+          <w:szCs w:val="32"/>
+        </w:rPr>
+      </w:pPr>
+      <w:r>
+        <w:rPr>
+          <w:rFonts w:ascii="TH SarabunIT๙" w:hAnsi="TH SarabunIT๙" w:cs="TH SarabunIT๙"/>
+          <w:color w:val="000000"/>
+          <w:sz w:val="32"/>
+          <w:szCs w:val="32"/>
+          <w:cs/>
+        </w:rPr>
+        <w:tab/>
+      </w:r>
+      <w:r>
+        <w:rPr>
+          <w:rFonts w:ascii="TH SarabunIT๙" w:hAnsi="TH SarabunIT๙" w:cs="TH SarabunIT๙"/>
+          <w:color w:val="000000"/>
+          <w:sz w:val="32"/>
+          <w:szCs w:val="32"/>
+          <w:cs/>
+        </w:rPr>
+        <w:t>ระเบียบกระทรวงการคลังว่าด้วยการจัดซื้อจัดจ้างและการบริหารพัสดุภาครัฐ พ.ศ. ๒๕๖๐ ข้อ</w:t>
+      </w:r>
       <w:r>
         <w:rPr>
           <w:rFonts w:ascii="TH SarabunIT๙" w:hAnsi="TH SarabunIT๙" w:cs="TH SarabunIT๙" w:hint="cs"/>
-          <w:sz w:val="32"/>
-          <w:szCs w:val="32"/>
-          <w:cs/>
-        </w:rPr>
-        <w:t>ประธานกรรมการตรวจรับพัสดุและ</w:t>
+          <w:color w:val="000000"/>
+          <w:sz w:val="32"/>
+          <w:szCs w:val="32"/>
+          <w:cs/>
+        </w:rPr>
+        <w:t xml:space="preserve"> </w:t>
+      </w:r>
+      <w:r>
+        <w:rPr>
+          <w:rFonts w:ascii="TH SarabunIT๙" w:hAnsi="TH SarabunIT๙" w:cs="TH SarabunIT๙"/>
+          <w:color w:val="000000"/>
+          <w:sz w:val="32"/>
+          <w:szCs w:val="32"/>
+          <w:cs/>
+        </w:rPr>
+        <w:t>๑๙๖ คณะกรรมการตรวจรับพัสดุในงานจ้างก่อสร้าง มีหน้าที่ดังนี้</w:t>
+      </w:r>
+    </w:p>
+    <w:p>
+      <w:pPr>
+        <w:widowControl w:val="0"/>
+        <w:ind w:firstLine="720"/>
+        <w:jc w:val="thaiDistribute"/>
+        <w:rPr>
+          <w:rFonts w:ascii="TH SarabunIT๙" w:hAnsi="TH SarabunIT๙" w:cs="TH SarabunIT๙"/>
+          <w:color w:val="000000"/>
+          <w:sz w:val="32"/>
+          <w:szCs w:val="32"/>
+        </w:rPr>
+      </w:pPr>
+      <w:r>
+        <w:rPr>
+          <w:rFonts w:ascii="TH SarabunIT๙" w:hAnsi="TH SarabunIT๙" w:cs="TH SarabunIT๙"/>
+          <w:color w:val="000000"/>
+          <w:sz w:val="32"/>
+          <w:szCs w:val="32"/>
+          <w:cs/>
+        </w:rPr>
+        <w:tab/>
+      </w:r>
+      <w:r>
+        <w:rPr>
+          <w:rFonts w:ascii="TH SarabunIT๙" w:hAnsi="TH SarabunIT๙" w:cs="TH SarabunIT๙"/>
+          <w:color w:val="000000"/>
+          <w:sz w:val="32"/>
+          <w:szCs w:val="32"/>
+          <w:cs/>
+        </w:rPr>
+        <w:t>(</w:t>
       </w:r>
       <w:r>
         <w:rPr>
           <w:rFonts w:ascii="TH SarabunIT๙" w:hAnsi="TH SarabunIT๙" w:cs="TH SarabunIT๙" w:hint="cs"/>
-          <w:sz w:val="32"/>
-          <w:szCs w:val="32"/>
-          <w:cs/>
-        </w:rPr>
-        <w:t xml:space="preserve">คณะกรรมการตรวจรับพัสดุ ได้ออกตรวจงานจ้าง ณ สถานที่ก่อสร้าง </w:t>
+          <w:color w:val="000000"/>
+          <w:sz w:val="32"/>
+          <w:szCs w:val="32"/>
+          <w:cs/>
+        </w:rPr>
+        <w:t>1</w:t>
+      </w:r>
+      <w:r>
+        <w:rPr>
+          <w:rFonts w:ascii="TH SarabunIT๙" w:hAnsi="TH SarabunIT๙" w:cs="TH SarabunIT๙"/>
+          <w:color w:val="000000"/>
+          <w:sz w:val="32"/>
+          <w:szCs w:val="32"/>
+        </w:rPr>
+        <w:t xml:space="preserve">) </w:t>
+      </w:r>
+      <w:r>
+        <w:rPr>
+          <w:rFonts w:ascii="TH SarabunIT๙" w:hAnsi="TH SarabunIT๙" w:cs="TH SarabunIT๙"/>
+          <w:color w:val="000000"/>
+          <w:sz w:val="32"/>
+          <w:szCs w:val="32"/>
+          <w:cs/>
+        </w:rPr>
+        <w:t>ตรวจสอบคุณวุฒิของผู้ควบคุมงานก่อสร้างของผู้รับจ้างให้เป็นไปตามกฎหมายว่าด้วยการควบคุมอาคาร</w:t>
+      </w:r>
+    </w:p>
+    <w:p>
+      <w:pPr>
+        <w:widowControl w:val="0"/>
+        <w:ind w:firstLine="720"/>
+        <w:jc w:val="thaiDistribute"/>
+        <w:rPr>
+          <w:rFonts w:ascii="TH SarabunIT๙" w:hAnsi="TH SarabunIT๙" w:cs="TH SarabunIT๙"/>
+          <w:color w:val="000000"/>
+          <w:sz w:val="32"/>
+          <w:szCs w:val="32"/>
+        </w:rPr>
+      </w:pPr>
+      <w:r>
+        <w:rPr>
+          <w:rFonts w:ascii="TH SarabunIT๙" w:hAnsi="TH SarabunIT๙" w:cs="TH SarabunIT๙"/>
+          <w:color w:val="000000"/>
+          <w:sz w:val="32"/>
+          <w:szCs w:val="32"/>
+          <w:cs/>
+        </w:rPr>
+        <w:tab/>
+      </w:r>
+      <w:r>
+        <w:rPr>
+          <w:rFonts w:ascii="TH SarabunIT๙" w:hAnsi="TH SarabunIT๙" w:cs="TH SarabunIT๙"/>
+          <w:color w:val="000000"/>
+          <w:sz w:val="32"/>
+          <w:szCs w:val="32"/>
+          <w:cs/>
+        </w:rPr>
+        <w:t>(๒) ตรวจสอบรายงานการปฏิบัติงานของผู้รับจ้าง และเหตุการณ์แวดล้อมที่ผู้ควบคุมงานของหน่วยงานของรัฐรายงาน โดยตรวจสอบกับแบบรูปรายการละเอียดและข้อกำหนดในสัญญาหรือข้อตกลงทุกสัปดาห์รวมทั้งรับทราบหรือพิจารณาการสั่งหยุดงาน หรือพักงานของผู้ควบคุมงานแล้วรายงานหัวหน้าหน่วยงานของรัฐ</w:t>
       </w:r>
       <w:r>
         <w:rPr>
           <w:rFonts w:ascii="TH SarabunIT๙" w:hAnsi="TH SarabunIT๙" w:cs="TH SarabunIT๙" w:hint="cs"/>
-          <w:sz w:val="32"/>
-          <w:szCs w:val="32"/>
-          <w:cs/>
-        </w:rPr>
-        <w:t xml:space="preserve">เมื่อวันที่ </w:t>
+          <w:color w:val="000000"/>
+          <w:sz w:val="32"/>
+          <w:szCs w:val="32"/>
+          <w:cs/>
+        </w:rPr>
+        <w:t xml:space="preserve"> </w:t>
+      </w:r>
+      <w:r>
+        <w:rPr>
+          <w:rFonts w:ascii="TH SarabunIT๙" w:hAnsi="TH SarabunIT๙" w:cs="TH SarabunIT๙"/>
+          <w:color w:val="000000"/>
+          <w:sz w:val="32"/>
+          <w:szCs w:val="32"/>
+          <w:cs/>
+        </w:rPr>
+        <w:t>เพื่อพิจารณาสั่งการต่อไป</w:t>
+      </w:r>
+    </w:p>
+    <w:p>
+      <w:pPr>
+        <w:widowControl w:val="0"/>
+        <w:ind w:firstLine="720"/>
+        <w:jc w:val="thaiDistribute"/>
+        <w:rPr>
+          <w:rFonts w:ascii="TH SarabunIT๙" w:hAnsi="TH SarabunIT๙" w:cs="TH SarabunIT๙"/>
+          <w:color w:val="000000"/>
+          <w:sz w:val="32"/>
+          <w:szCs w:val="32"/>
+        </w:rPr>
+      </w:pPr>
+      <w:r>
+        <w:rPr>
+          <w:rFonts w:ascii="TH SarabunIT๙" w:hAnsi="TH SarabunIT๙" w:cs="TH SarabunIT๙"/>
+          <w:color w:val="000000"/>
+          <w:sz w:val="32"/>
+          <w:szCs w:val="32"/>
+          <w:cs/>
+        </w:rPr>
+        <w:tab/>
+      </w:r>
+      <w:r>
+        <w:rPr>
+          <w:rFonts w:ascii="TH SarabunIT๙" w:hAnsi="TH SarabunIT๙" w:cs="TH SarabunIT๙"/>
+          <w:color w:val="000000"/>
+          <w:sz w:val="32"/>
+          <w:szCs w:val="32"/>
+          <w:cs/>
+        </w:rPr>
+        <w:t>(</w:t>
       </w:r>
       <w:r>
         <w:rPr>
           <w:rFonts w:ascii="TH SarabunIT๙" w:hAnsi="TH SarabunIT๙" w:cs="TH SarabunIT๙" w:hint="cs"/>
-          <w:sz w:val="32"/>
-          <w:szCs w:val="32"/>
-          <w:cs/>
-        </w:rPr>
-        <w:t xml:space="preserve">[วันที่ออกตรวจ] </w:t>
-      </w:r>
-      <w:r>
-        <w:rPr>
-          <w:rFonts w:ascii="TH SarabunIT๙" w:hAnsi="TH SarabunIT๙" w:cs="TH SarabunIT๙" w:hint="cs"/>
-          <w:sz w:val="32"/>
-          <w:szCs w:val="32"/>
-          <w:cs/>
-        </w:rPr>
-        <w:t xml:space="preserve">ระหว่างเวลา </w:t>
-      </w:r>
-      <w:r>
-        <w:rPr>
-          <w:rFonts w:ascii="TH SarabunIT๙" w:hAnsi="TH SarabunIT๙" w:cs="TH SarabunIT๙" w:hint="cs"/>
-          <w:sz w:val="32"/>
-          <w:szCs w:val="32"/>
-          <w:cs/>
-        </w:rPr>
-        <w:t xml:space="preserve">[เวลาเริ่ม] น. </w:t>
-      </w:r>
-      <w:r>
-        <w:rPr>
-          <w:rFonts w:ascii="TH SarabunIT๙" w:hAnsi="TH SarabunIT๙" w:cs="TH SarabunIT๙" w:hint="cs"/>
-          <w:sz w:val="32"/>
-          <w:szCs w:val="32"/>
-          <w:cs/>
-        </w:rPr>
-        <w:t xml:space="preserve">ถึงเวลา </w:t>
-      </w:r>
-      <w:r>
-        <w:rPr>
-          <w:rFonts w:ascii="TH SarabunIT๙" w:hAnsi="TH SarabunIT๙" w:cs="TH SarabunIT๙" w:hint="cs"/>
-          <w:sz w:val="32"/>
-          <w:szCs w:val="32"/>
-          <w:cs/>
-        </w:rPr>
-        <w:t>[เวลาสิ้นสุด] น.</w:t>
+          <w:color w:val="000000"/>
+          <w:sz w:val="32"/>
+          <w:szCs w:val="32"/>
+          <w:cs/>
+        </w:rPr>
+        <w:t>3</w:t>
+      </w:r>
+      <w:r>
+        <w:rPr>
+          <w:rFonts w:ascii="TH SarabunIT๙" w:hAnsi="TH SarabunIT๙" w:cs="TH SarabunIT๙"/>
+          <w:color w:val="000000"/>
+          <w:sz w:val="32"/>
+          <w:szCs w:val="32"/>
+        </w:rPr>
+        <w:t xml:space="preserve">) </w:t>
+      </w:r>
+      <w:r>
+        <w:rPr>
+          <w:rFonts w:ascii="TH SarabunIT๙" w:hAnsi="TH SarabunIT๙" w:cs="TH SarabunIT๙"/>
+          <w:color w:val="000000"/>
+          <w:sz w:val="32"/>
+          <w:szCs w:val="32"/>
+          <w:cs/>
+        </w:rPr>
+        <w:t>ให้คณะกรรมการตรวจรับพัสดุหรือกรรมการที่ได้รับมอบหมายจากคณะกรรมการตรวจรับพัสดุออกตรวจงานจ้าง ณ สถานที่ที่กำหนดไว้ในสัญญาหรือที่ตกลงให้ทำงานจ้างนั้นๆ ตามเวลาที่เหมาะสมและเห็นสมควรและจัดทำบันทึกผลการออกตรวจงานจ้างนั้นไว้เพื่อเป็นหลักฐานด้วย</w:t>
       </w:r>
     </w:p>
     <w:p>
@@ -1000,7 +1320,6 @@
         <w:widowControl w:val="0"/>
         <w:spacing w:before="120"/>
         <w:ind w:firstLine="720"/>
-        <w:jc w:val="thaiDistribute"/>
         <w:rPr>
           <w:rFonts w:ascii="TH SarabunIT๙" w:hAnsi="TH SarabunIT๙" w:cs="TH SarabunIT๙"/>
           <w:b/>
@@ -1025,16 +1344,15 @@
       </w:r>
       <w:r>
         <w:rPr>
-          <w:rFonts w:ascii="TH SarabunIT๙" w:hAnsi="TH SarabunIT๙" w:cs="TH SarabunIT๙" w:hint="cs"/>
+          <w:rFonts w:ascii="TH SarabunIT๙" w:hAnsi="TH SarabunIT๙" w:cs="TH SarabunIT๙"/>
           <w:b/>
           <w:bCs/>
           <w:color w:val="000000"/>
           <w:sz w:val="32"/>
           <w:szCs w:val="32"/>
           <w:u w:val="single"/>
-          <w:cs/>
-        </w:rPr>
-        <w:t>3</w:t>
+        </w:rPr>
+        <w:t>4</w:t>
       </w:r>
       <w:r>
         <w:rPr>
@@ -1045,9 +1363,21 @@
           <w:sz w:val="32"/>
           <w:szCs w:val="32"/>
           <w:u w:val="single"/>
-          <w:cs/>
-        </w:rPr>
-        <w:t>.ข้อกฎหมาย</w:t>
+        </w:rPr>
+        <w:t>.</w:t>
+      </w:r>
+      <w:r>
+        <w:rPr>
+          <w:rFonts w:ascii="TH SarabunIT๙" w:hAnsi="TH SarabunIT๙" w:cs="TH SarabunIT๙"/>
+          <w:b/>
+          <w:bCs/>
+          <w:color w:val="000000"/>
+          <w:sz w:val="32"/>
+          <w:szCs w:val="32"/>
+          <w:u w:val="single"/>
+          <w:cs/>
+        </w:rPr>
+        <w:t>ข้อพิจารณา</w:t>
       </w:r>
     </w:p>
     <w:p>
@@ -1080,14 +1410,53 @@
           <w:szCs w:val="32"/>
           <w:cs/>
         </w:rPr>
-        <w:t>ระเบียบกระทรวงการคลังว่าด้วยการจัดซื้อจัดจ้างและการบริหารพัสดุภาครัฐ พ.ศ. ๒๕๖๐ ข้อ๑๙๖ คณะกรรมการตรวจรับพัสดุในงานจ้างก่อสร้าง มีหน้าที่ดังนี้</w:t>
+        <w:t xml:space="preserve">ตามเรื่องเดิม </w:t>
+      </w:r>
+      <w:r>
+        <w:rPr>
+          <w:rFonts w:ascii="TH SarabunIT๙" w:hAnsi="TH SarabunIT๙" w:cs="TH SarabunIT๙" w:hint="cs"/>
+          <w:color w:val="000000"/>
+          <w:sz w:val="32"/>
+          <w:szCs w:val="32"/>
+          <w:cs/>
+        </w:rPr>
+        <w:t>ข้</w:t>
+      </w:r>
+      <w:r>
+        <w:rPr>
+          <w:rFonts w:ascii="TH SarabunIT๙" w:hAnsi="TH SarabunIT๙" w:cs="TH SarabunIT๙"/>
+          <w:color w:val="000000"/>
+          <w:sz w:val="32"/>
+          <w:szCs w:val="32"/>
+          <w:cs/>
+        </w:rPr>
+        <w:t>อเท็จจริงประกอบข้อกฎหมาย จึงขอรายงานผลการออกตรวจงานข้างไว้เพื่อเป็นหลักฐา</w:t>
+      </w:r>
+      <w:r>
+        <w:rPr>
+          <w:rFonts w:ascii="TH SarabunIT๙" w:hAnsi="TH SarabunIT๙" w:cs="TH SarabunIT๙" w:hint="cs"/>
+          <w:color w:val="000000"/>
+          <w:sz w:val="32"/>
+          <w:szCs w:val="32"/>
+          <w:cs/>
+        </w:rPr>
+        <w:t>น</w:t>
+      </w:r>
+      <w:r>
+        <w:rPr>
+          <w:rFonts w:ascii="TH SarabunIT๙" w:hAnsi="TH SarabunIT๙" w:cs="TH SarabunIT๙"/>
+          <w:color w:val="000000"/>
+          <w:sz w:val="32"/>
+          <w:szCs w:val="32"/>
+          <w:cs/>
+        </w:rPr>
+        <w:t>ประกอบการตรวจรับงานจ้าง รายละเอียดตามบันทึกผลการตรวจงานจ้างที่แนบมาพร้อมบันทึกฉบับนี้</w:t>
       </w:r>
     </w:p>
     <w:p>
       <w:pPr>
         <w:widowControl w:val="0"/>
-        <w:ind w:firstLine="720"/>
-        <w:jc w:val="thaiDistribute"/>
+        <w:spacing w:before="120"/>
         <w:rPr>
           <w:rFonts w:ascii="TH SarabunIT๙" w:hAnsi="TH SarabunIT๙" w:cs="TH SarabunIT๙"/>
           <w:color w:val="000000"/>
@@ -1113,374 +1482,30 @@
           <w:szCs w:val="32"/>
           <w:cs/>
         </w:rPr>
-        <w:t>(</w:t>
-      </w:r>
-      <w:r>
+        <w:tab/>
+      </w:r>
+      <w:r>
+        <w:rPr>
+          <w:rFonts w:ascii="TH SarabunIT๙" w:hAnsi="TH SarabunIT๙" w:cs="TH SarabunIT๙"/>
+          <w:color w:val="000000"/>
+          <w:sz w:val="32"/>
+          <w:szCs w:val="32"/>
+          <w:cs/>
+        </w:rPr>
+        <w:t>จึงเรียนมาเพื่อโปรดทราบและพิจารณา</w:t>
+      </w:r>
+    </w:p>
+    <w:p>
+      <w:pPr>
+        <w:widowControl w:val="0"/>
+        <w:spacing w:before="120"/>
         <w:rPr>
           <w:rFonts w:ascii="TH SarabunIT๙" w:hAnsi="TH SarabunIT๙" w:cs="TH SarabunIT๙" w:hint="cs"/>
           <w:color w:val="000000"/>
           <w:sz w:val="32"/>
           <w:szCs w:val="32"/>
-          <w:cs/>
-        </w:rPr>
-        <w:t>1</w:t>
-      </w:r>
-      <w:r>
-        <w:rPr>
-          <w:rFonts w:ascii="TH SarabunIT๙" w:hAnsi="TH SarabunIT๙" w:cs="TH SarabunIT๙"/>
-          <w:color w:val="000000"/>
-          <w:sz w:val="32"/>
-          <w:szCs w:val="32"/>
-        </w:rPr>
-        <w:t xml:space="preserve">) </w:t>
-      </w:r>
-      <w:r>
-        <w:rPr>
-          <w:rFonts w:ascii="TH SarabunIT๙" w:hAnsi="TH SarabunIT๙" w:cs="TH SarabunIT๙"/>
-          <w:color w:val="000000"/>
-          <w:sz w:val="32"/>
-          <w:szCs w:val="32"/>
-          <w:cs/>
-        </w:rPr>
-        <w:t>ตรวจสอบคุณวุฒิของผู้ควบคุมงานก่อสร้างของผู้รับจ้างให้เป็นไปตามกฎหมายว่าด้วยการควบคุมอาคาร</w:t>
-      </w:r>
-    </w:p>
-    <w:p>
-      <w:pPr>
-        <w:widowControl w:val="0"/>
-        <w:ind w:firstLine="720"/>
-        <w:jc w:val="thaiDistribute"/>
-        <w:rPr>
-          <w:rFonts w:ascii="TH SarabunIT๙" w:hAnsi="TH SarabunIT๙" w:cs="TH SarabunIT๙"/>
-          <w:color w:val="000000"/>
-          <w:sz w:val="32"/>
-          <w:szCs w:val="32"/>
-        </w:rPr>
-      </w:pPr>
-      <w:r>
-        <w:rPr>
-          <w:rFonts w:ascii="TH SarabunIT๙" w:hAnsi="TH SarabunIT๙" w:cs="TH SarabunIT๙"/>
-          <w:color w:val="000000"/>
-          <w:sz w:val="32"/>
-          <w:szCs w:val="32"/>
-          <w:cs/>
-        </w:rPr>
-        <w:tab/>
-      </w:r>
-      <w:r>
-        <w:rPr>
-          <w:rFonts w:ascii="TH SarabunIT๙" w:hAnsi="TH SarabunIT๙" w:cs="TH SarabunIT๙"/>
-          <w:color w:val="000000"/>
-          <w:sz w:val="32"/>
-          <w:szCs w:val="32"/>
-          <w:cs/>
-        </w:rPr>
-        <w:t>(๒) ตรวจสอบรายงานการปฏิบัติงานของผู้รับจ้าง และเหตุการณ์แวดล้อมที่ผู้ควบคุมงานของ</w:t>
-      </w:r>
-    </w:p>
-    <w:p>
-      <w:pPr>
-        <w:widowControl w:val="0"/>
-        <w:jc w:val="thaiDistribute"/>
-        <w:rPr>
-          <w:rFonts w:ascii="TH SarabunIT๙" w:hAnsi="TH SarabunIT๙" w:cs="TH SarabunIT๙"/>
-          <w:color w:val="000000"/>
-          <w:sz w:val="32"/>
-          <w:szCs w:val="32"/>
-        </w:rPr>
-      </w:pPr>
-      <w:r>
-        <w:rPr>
-          <w:rFonts w:ascii="TH SarabunIT๙" w:hAnsi="TH SarabunIT๙" w:cs="TH SarabunIT๙"/>
-          <w:color w:val="000000"/>
-          <w:sz w:val="32"/>
-          <w:szCs w:val="32"/>
-          <w:cs/>
-        </w:rPr>
-        <w:t>หน่วยงานของรัฐรายงาน โดยตรวจสอบกับแบบรูปรายการละเอียดและข้อกำหนดในสัญญาหรือข้อตกลงทุกสัปดาห์รวมทั้งรับทราบหรือพิจารณาการสั่งหยุดงาน หรือพักงานของผู้ควบคุมงานแล้วรายงานหัวหน้าหน่วยงานของรัฐ</w:t>
-      </w:r>
-      <w:r>
-        <w:rPr>
-          <w:rFonts w:ascii="TH SarabunIT๙" w:hAnsi="TH SarabunIT๙" w:cs="TH SarabunIT๙" w:hint="cs"/>
-          <w:color w:val="000000"/>
-          <w:sz w:val="32"/>
-          <w:szCs w:val="32"/>
-          <w:cs/>
-        </w:rPr>
-        <w:t xml:space="preserve">    </w:t>
-      </w:r>
-      <w:r>
-        <w:rPr>
-          <w:rFonts w:ascii="TH SarabunIT๙" w:hAnsi="TH SarabunIT๙" w:cs="TH SarabunIT๙"/>
-          <w:color w:val="000000"/>
-          <w:sz w:val="32"/>
-          <w:szCs w:val="32"/>
-          <w:cs/>
-        </w:rPr>
-        <w:t>เพื่อ พิจารณาสั่งการต่อไป</w:t>
-      </w:r>
-    </w:p>
-    <w:p>
-      <w:pPr>
-        <w:widowControl w:val="0"/>
-        <w:ind w:firstLine="720"/>
-        <w:jc w:val="thaiDistribute"/>
-        <w:rPr>
-          <w:rFonts w:ascii="TH SarabunIT๙" w:hAnsi="TH SarabunIT๙" w:cs="TH SarabunIT๙"/>
-          <w:color w:val="000000"/>
-          <w:sz w:val="32"/>
-          <w:szCs w:val="32"/>
-        </w:rPr>
-      </w:pPr>
-      <w:r>
-        <w:rPr>
-          <w:rFonts w:ascii="TH SarabunIT๙" w:hAnsi="TH SarabunIT๙" w:cs="TH SarabunIT๙"/>
-          <w:color w:val="000000"/>
-          <w:sz w:val="32"/>
-          <w:szCs w:val="32"/>
-          <w:cs/>
-        </w:rPr>
-        <w:tab/>
-      </w:r>
-      <w:r>
-        <w:rPr>
-          <w:rFonts w:ascii="TH SarabunIT๙" w:hAnsi="TH SarabunIT๙" w:cs="TH SarabunIT๙"/>
-          <w:color w:val="000000"/>
-          <w:sz w:val="32"/>
-          <w:szCs w:val="32"/>
-          <w:cs/>
-        </w:rPr>
-        <w:t>(</w:t>
-      </w:r>
-      <w:r>
-        <w:rPr>
-          <w:rFonts w:ascii="TH SarabunIT๙" w:hAnsi="TH SarabunIT๙" w:cs="TH SarabunIT๙" w:hint="cs"/>
-          <w:color w:val="000000"/>
-          <w:sz w:val="32"/>
-          <w:szCs w:val="32"/>
-          <w:cs/>
-        </w:rPr>
-        <w:t>3</w:t>
-      </w:r>
-      <w:r>
-        <w:rPr>
-          <w:rFonts w:ascii="TH SarabunIT๙" w:hAnsi="TH SarabunIT๙" w:cs="TH SarabunIT๙"/>
-          <w:color w:val="000000"/>
-          <w:sz w:val="32"/>
-          <w:szCs w:val="32"/>
-        </w:rPr>
-        <w:t xml:space="preserve">) </w:t>
-      </w:r>
-      <w:r>
-        <w:rPr>
-          <w:rFonts w:ascii="TH SarabunIT๙" w:hAnsi="TH SarabunIT๙" w:cs="TH SarabunIT๙"/>
-          <w:color w:val="000000"/>
-          <w:sz w:val="32"/>
-          <w:szCs w:val="32"/>
-          <w:cs/>
-        </w:rPr>
-        <w:t xml:space="preserve">ให้คณะกรรมการตรวจรับพัสดุหรือกรรมการที่ได้รับมอบหมายจากคณะกรรมการตรวจรับพัสดุออกตรวจงานจ้าง ณ สถานที่ที่กำหนดไว้ในสัญญาหรือที่ตกลงให้ทำงานจ้างนั้นๆ ตามเวลาที่เหมาะสมและเห็นสมควร </w:t>
-      </w:r>
-      <w:r>
-        <w:rPr>
-          <w:rFonts w:ascii="TH SarabunIT๙" w:hAnsi="TH SarabunIT๙" w:cs="TH SarabunIT๙" w:hint="cs"/>
-          <w:color w:val="000000"/>
-          <w:sz w:val="32"/>
-          <w:szCs w:val="32"/>
-          <w:cs/>
-        </w:rPr>
-        <w:t xml:space="preserve">       </w:t>
-      </w:r>
-      <w:r>
-        <w:rPr>
-          <w:rFonts w:ascii="TH SarabunIT๙" w:hAnsi="TH SarabunIT๙" w:cs="TH SarabunIT๙"/>
-          <w:color w:val="000000"/>
-          <w:sz w:val="32"/>
-          <w:szCs w:val="32"/>
-          <w:cs/>
-        </w:rPr>
-        <w:t>และจัดทำบันทึกผลการออกตรวจงานจ้างนั้นไว้เพื่อเป็นหลักฐานด้วย</w:t>
-      </w:r>
-    </w:p>
-    <w:p>
-      <w:pPr>
-        <w:widowControl w:val="0"/>
-        <w:spacing w:before="120"/>
-        <w:ind w:firstLine="720"/>
-        <w:rPr>
-          <w:rFonts w:ascii="TH SarabunIT๙" w:hAnsi="TH SarabunIT๙" w:cs="TH SarabunIT๙"/>
-          <w:b/>
-          <w:bCs/>
-          <w:color w:val="000000"/>
-          <w:sz w:val="32"/>
-          <w:szCs w:val="32"/>
-          <w:u w:val="single"/>
-        </w:rPr>
-      </w:pPr>
-      <w:r>
-        <w:rPr>
-          <w:rFonts w:ascii="TH SarabunIT๙" w:hAnsi="TH SarabunIT๙" w:cs="TH SarabunIT๙"/>
-          <w:b/>
-          <w:bCs/>
-          <w:color w:val="000000"/>
-          <w:sz w:val="32"/>
-          <w:szCs w:val="32"/>
-          <w:cs/>
-        </w:rPr>
-        <w:tab/>
-      </w:r>
-      <w:r>
-        <w:rPr>
-          <w:rFonts w:ascii="TH SarabunIT๙" w:hAnsi="TH SarabunIT๙" w:cs="TH SarabunIT๙"/>
-          <w:b/>
-          <w:bCs/>
-          <w:color w:val="000000"/>
-          <w:sz w:val="32"/>
-          <w:szCs w:val="32"/>
-          <w:u w:val="single"/>
-        </w:rPr>
-        <w:t>4</w:t>
-      </w:r>
-      <w:r>
-        <w:rPr>
-          <w:rFonts w:ascii="TH SarabunIT๙" w:hAnsi="TH SarabunIT๙" w:cs="TH SarabunIT๙"/>
-          <w:b/>
-          <w:bCs/>
-          <w:color w:val="000000"/>
-          <w:sz w:val="32"/>
-          <w:szCs w:val="32"/>
-          <w:u w:val="single"/>
-        </w:rPr>
-        <w:t>.</w:t>
-      </w:r>
-      <w:r>
-        <w:rPr>
-          <w:rFonts w:ascii="TH SarabunIT๙" w:hAnsi="TH SarabunIT๙" w:cs="TH SarabunIT๙"/>
-          <w:b/>
-          <w:bCs/>
-          <w:color w:val="000000"/>
-          <w:sz w:val="32"/>
-          <w:szCs w:val="32"/>
-          <w:u w:val="single"/>
-          <w:cs/>
-        </w:rPr>
-        <w:t>ข้อพิจารณา</w:t>
-      </w:r>
-    </w:p>
-    <w:p>
-      <w:pPr>
-        <w:widowControl w:val="0"/>
-        <w:ind w:firstLine="720"/>
-        <w:jc w:val="thaiDistribute"/>
-        <w:rPr>
-          <w:rFonts w:ascii="TH SarabunIT๙" w:hAnsi="TH SarabunIT๙" w:cs="TH SarabunIT๙"/>
-          <w:color w:val="000000"/>
-          <w:sz w:val="32"/>
-          <w:szCs w:val="32"/>
-        </w:rPr>
-      </w:pPr>
-      <w:r>
-        <w:rPr>
-          <w:rFonts w:ascii="TH SarabunIT๙" w:hAnsi="TH SarabunIT๙" w:cs="TH SarabunIT๙"/>
-          <w:color w:val="000000"/>
-          <w:sz w:val="32"/>
-          <w:szCs w:val="32"/>
-          <w:cs/>
-        </w:rPr>
-        <w:tab/>
-      </w:r>
-      <w:r>
-        <w:rPr>
-          <w:rFonts w:ascii="TH SarabunIT๙" w:hAnsi="TH SarabunIT๙" w:cs="TH SarabunIT๙"/>
-          <w:color w:val="000000"/>
-          <w:sz w:val="32"/>
-          <w:szCs w:val="32"/>
-          <w:cs/>
-        </w:rPr>
-        <w:t xml:space="preserve">ตามเรื่องเดิม </w:t>
-      </w:r>
-      <w:r>
-        <w:rPr>
-          <w:rFonts w:ascii="TH SarabunIT๙" w:hAnsi="TH SarabunIT๙" w:cs="TH SarabunIT๙" w:hint="cs"/>
-          <w:color w:val="000000"/>
-          <w:sz w:val="32"/>
-          <w:szCs w:val="32"/>
-          <w:cs/>
-        </w:rPr>
-        <w:t>ข้</w:t>
-      </w:r>
-      <w:r>
-        <w:rPr>
-          <w:rFonts w:ascii="TH SarabunIT๙" w:hAnsi="TH SarabunIT๙" w:cs="TH SarabunIT๙"/>
-          <w:color w:val="000000"/>
-          <w:sz w:val="32"/>
-          <w:szCs w:val="32"/>
-          <w:cs/>
-        </w:rPr>
-        <w:t>อเท็จจริงประกอบข้อกฎหมาย จึงขอรายงานผลการออกตรวจงานข้างไว้เพื่อเป็นหลักฐา</w:t>
-      </w:r>
-      <w:r>
-        <w:rPr>
-          <w:rFonts w:ascii="TH SarabunIT๙" w:hAnsi="TH SarabunIT๙" w:cs="TH SarabunIT๙" w:hint="cs"/>
-          <w:color w:val="000000"/>
-          <w:sz w:val="32"/>
-          <w:szCs w:val="32"/>
-          <w:cs/>
-        </w:rPr>
-        <w:t>น</w:t>
-      </w:r>
-      <w:r>
-        <w:rPr>
-          <w:rFonts w:ascii="TH SarabunIT๙" w:hAnsi="TH SarabunIT๙" w:cs="TH SarabunIT๙"/>
-          <w:color w:val="000000"/>
-          <w:sz w:val="32"/>
-          <w:szCs w:val="32"/>
-          <w:cs/>
-        </w:rPr>
-        <w:t>ประกอบการตรวจรับงานจ้าง รายละเอียดตามบันทึกผลการตรวจงานจ้างที่แนบมาพร้อมบันทึกฉบับนี้</w:t>
-      </w:r>
-    </w:p>
-    <w:p>
-      <w:pPr>
-        <w:widowControl w:val="0"/>
-        <w:spacing w:before="120"/>
-        <w:rPr>
-          <w:rFonts w:ascii="TH SarabunIT๙" w:hAnsi="TH SarabunIT๙" w:cs="TH SarabunIT๙"/>
-          <w:color w:val="000000"/>
-          <w:sz w:val="32"/>
-          <w:szCs w:val="32"/>
-        </w:rPr>
-      </w:pPr>
-      <w:r>
-        <w:rPr>
-          <w:rFonts w:ascii="TH SarabunIT๙" w:hAnsi="TH SarabunIT๙" w:cs="TH SarabunIT๙"/>
-          <w:color w:val="000000"/>
-          <w:sz w:val="32"/>
-          <w:szCs w:val="32"/>
-          <w:cs/>
-        </w:rPr>
-        <w:tab/>
-      </w:r>
-      <w:r>
-        <w:rPr>
-          <w:rFonts w:ascii="TH SarabunIT๙" w:hAnsi="TH SarabunIT๙" w:cs="TH SarabunIT๙"/>
-          <w:color w:val="000000"/>
-          <w:sz w:val="32"/>
-          <w:szCs w:val="32"/>
-          <w:cs/>
-        </w:rPr>
-        <w:tab/>
-      </w:r>
-      <w:r>
-        <w:rPr>
-          <w:rFonts w:ascii="TH SarabunIT๙" w:hAnsi="TH SarabunIT๙" w:cs="TH SarabunIT๙"/>
-          <w:color w:val="000000"/>
-          <w:sz w:val="32"/>
-          <w:szCs w:val="32"/>
-          <w:cs/>
-        </w:rPr>
-        <w:t>จึงเรียนมาเพื่อโปรดทราบและพิจารณา</w:t>
-      </w:r>
+        </w:rPr>
+      </w:pPr>
     </w:p>
     <w:tbl>
       <w:tblPr>
@@ -2788,7 +2813,7 @@
             <wp:cNvGraphicFramePr/>
             <a:graphic xmlns:a="http://schemas.openxmlformats.org/drawingml/2006/main">
               <a:graphicData uri="http://schemas.openxmlformats.org/drawingml/2006/diagram">
-                <dgm:relIds xmlns:dgm="http://schemas.openxmlformats.org/drawingml/2006/diagram" xmlns:r="http://schemas.openxmlformats.org/officeDocument/2006/relationships" r:dm="rId7" r:lo="rId8" r:qs="rId9" r:cs="rId10"/>
+                <dgm:relIds xmlns:dgm="http://schemas.openxmlformats.org/drawingml/2006/diagram" xmlns:r="http://schemas.openxmlformats.org/officeDocument/2006/relationships" r:dm="rId8" r:lo="rId9" r:qs="rId10" r:cs="rId11"/>
               </a:graphicData>
             </a:graphic>
             <wp14:sizeRelH relativeFrom="page">
@@ -5508,7 +5533,7 @@
   <dgm:whole/>
   <dgm:extLst>
     <a:ext uri="http://schemas.microsoft.com/office/drawing/2008/diagram">
-      <dsp:dataModelExt xmlns:dsp="http://schemas.microsoft.com/office/drawing/2008/diagram" relId="rId11" minVer="http://schemas.openxmlformats.org/drawingml/2006/diagram"/>
+      <dsp:dataModelExt xmlns:dsp="http://schemas.microsoft.com/office/drawing/2008/diagram" relId="rId12" minVer="http://schemas.openxmlformats.org/drawingml/2006/diagram"/>
     </a:ext>
   </dgm:extLst>
 </dgm:dataModel>
@@ -7596,4 +7621,16 @@
   <a:objectDefaults/>
   <a:extraClrSchemeLst/>
 </a:theme>
+</file>
+
+<file path=customXml/item1.xml><?xml version="1.0" encoding="utf-8"?>
+<b:Sources xmlns:b="http://schemas.openxmlformats.org/officeDocument/2006/bibliography" xmlns="http://schemas.openxmlformats.org/officeDocument/2006/bibliography" SelectedStyle="\APASixthEditionOfficeOnline.xsl" StyleName="APA" Version="6"/>
+</file>
+
+<file path=customXml/itemProps1.xml><?xml version="1.0" encoding="utf-8"?>
+<ds:datastoreItem xmlns:ds="http://schemas.openxmlformats.org/officeDocument/2006/customXml" ds:itemID="{A699F78A-0AFC-45EF-9294-F590488A4D69}">
+  <ds:schemaRefs>
+    <ds:schemaRef ds:uri="http://schemas.openxmlformats.org/officeDocument/2006/bibliography"/>
+  </ds:schemaRefs>
+</ds:datastoreItem>
 </file>
--- a/templates/บันทึกออกตรวจงานจ้าง_template.docx
+++ b/templates/บันทึกออกตรวจงานจ้าง_template.docx
@@ -39,7 +39,7 @@
             <v:imagedata r:id="rId6" o:title="" blacklevel="3932f" o:detectmouseclick="f"/>
             <w10:wrap anchory="page"/>
           </v:shape>
-          <o:OLEObject Type="Embed" ProgID="Word.Picture.8" ShapeID="Picture 1" DrawAspect="Content" ObjectID="_1851679665" r:id="rId7"/>
+          <o:OLEObject Type="Embed" ProgID="Word.Picture.8" ShapeID="Picture 1" DrawAspect="Content" ObjectID="_1851745322" r:id="rId7"/>
         </w:object>
       </w:r>
       <w:r>
@@ -899,7 +899,6 @@
     <w:p>
       <w:pPr>
         <w:widowControl w:val="0"/>
-        <w:spacing w:before="120"/>
         <w:ind w:firstLine="720"/>
         <w:rPr>
           <w:rFonts w:ascii="TH SarabunIT๙" w:hAnsi="TH SarabunIT๙" w:cs="TH SarabunIT๙"/>
@@ -1033,9 +1032,7 @@
     <w:p>
       <w:pPr>
         <w:widowControl w:val="0"/>
-        <w:spacing w:before="120"/>
         <w:ind w:firstLine="720"/>
-        <w:jc w:val="thaiDistribute"/>
         <w:rPr>
           <w:rFonts w:ascii="TH SarabunIT๙" w:hAnsi="TH SarabunIT๙" w:cs="TH SarabunIT๙"/>
           <w:b/>
@@ -1318,7 +1315,6 @@
     <w:p>
       <w:pPr>
         <w:widowControl w:val="0"/>
-        <w:spacing w:before="120"/>
         <w:ind w:firstLine="720"/>
         <w:rPr>
           <w:rFonts w:ascii="TH SarabunIT๙" w:hAnsi="TH SarabunIT๙" w:cs="TH SarabunIT๙"/>
@@ -1500,7 +1496,7 @@
         <w:widowControl w:val="0"/>
         <w:spacing w:before="120"/>
         <w:rPr>
-          <w:rFonts w:ascii="TH SarabunIT๙" w:hAnsi="TH SarabunIT๙" w:cs="TH SarabunIT๙" w:hint="cs"/>
+          <w:rFonts w:ascii="TH SarabunIT๙" w:hAnsi="TH SarabunIT๙" w:cs="TH SarabunIT๙"/>
           <w:color w:val="000000"/>
           <w:sz w:val="32"/>
           <w:szCs w:val="32"/>
@@ -2133,20 +2129,6 @@
         <w:jc w:val="center"/>
         <w:rPr>
           <w:rFonts w:ascii="TH SarabunIT๙" w:hAnsi="TH SarabunIT๙" w:cs="TH SarabunIT๙"/>
-          <w:snapToGrid w:val="0"/>
-          <w:sz w:val="20"/>
-          <w:szCs w:val="20"/>
-          <w:lang w:eastAsia="th-TH"/>
-        </w:rPr>
-      </w:pPr>
-    </w:p>
-    <w:p>
-      <w:pPr>
-        <w:widowControl w:val="0"/>
-        <w:spacing w:before="120"/>
-        <w:jc w:val="center"/>
-        <w:rPr>
-          <w:rFonts w:ascii="TH SarabunIT๙" w:hAnsi="TH SarabunIT๙" w:cs="TH SarabunIT๙"/>
           <w:b/>
           <w:bCs/>
           <w:snapToGrid w:val="0"/>
@@ -2166,6 +2148,7 @@
           <w:cs/>
           <w:lang w:eastAsia="th-TH"/>
         </w:rPr>
+        <w:lastRenderedPageBreak/>
         <w:t>บันทึกผลการตรวจงานจ้าง</w:t>
       </w:r>
     </w:p>
@@ -3013,20 +2996,7 @@
         <w:widowControl w:val="0"/>
         <w:spacing w:before="120"/>
         <w:rPr>
-          <w:rFonts w:ascii="TH SarabunIT๙" w:hAnsi="TH SarabunIT๙" w:cs="TH SarabunIT๙"/>
-          <w:snapToGrid w:val="0"/>
-          <w:sz w:val="32"/>
-          <w:szCs w:val="32"/>
-          <w:lang w:eastAsia="th-TH"/>
-        </w:rPr>
-      </w:pPr>
-    </w:p>
-    <w:p>
-      <w:pPr>
-        <w:widowControl w:val="0"/>
-        <w:spacing w:before="120"/>
-        <w:rPr>
-          <w:rFonts w:ascii="TH SarabunIT๙" w:hAnsi="TH SarabunIT๙" w:cs="TH SarabunIT๙"/>
+          <w:rFonts w:ascii="TH SarabunIT๙" w:hAnsi="TH SarabunIT๙" w:cs="TH SarabunIT๙" w:hint="cs"/>
           <w:snapToGrid w:val="0"/>
           <w:sz w:val="32"/>
           <w:szCs w:val="32"/>
@@ -3400,7 +3370,7 @@
         <w:widowControl w:val="0"/>
         <w:spacing w:before="120"/>
         <w:rPr>
-          <w:rFonts w:ascii="TH SarabunIT๙" w:hAnsi="TH SarabunIT๙" w:cs="TH SarabunIT๙"/>
+          <w:rFonts w:ascii="TH SarabunIT๙" w:hAnsi="TH SarabunIT๙" w:cs="TH SarabunIT๙" w:hint="cs"/>
           <w:snapToGrid w:val="0"/>
           <w:sz w:val="32"/>
           <w:szCs w:val="32"/>

--- a/templates/บันทึกออกตรวจงานจ้าง_template.docx
+++ b/templates/บันทึกออกตรวจงานจ้าง_template.docx
@@ -5,8 +5,20 @@
     <w:p>
       <w:pPr>
         <w:pStyle w:val="Title"/>
-        <w:rPr>
-          <w:rFonts w:ascii="TH SarabunIT๙" w:hAnsi="TH SarabunIT๙" w:cs="TH SarabunIT๙"/>
+        <w:tabs>
+          <w:tab w:val="clear" w:pos="1067"/>
+          <w:tab w:val="clear" w:pos="2134"/>
+          <w:tab w:val="clear" w:pos="3201"/>
+          <w:tab w:val="clear" w:pos="4268"/>
+          <w:tab w:val="clear" w:pos="5335"/>
+          <w:tab w:val="clear" w:pos="6402"/>
+          <w:tab w:val="clear" w:pos="7469"/>
+          <w:tab w:val="clear" w:pos="8536"/>
+          <w:tab w:val="clear" w:pos="9589"/>
+          <w:tab w:val="clear" w:pos="10941"/>
+        </w:tabs>
+        <w:rPr>
+          <w:rFonts w:ascii="TH SarabunIT๙" w:hAnsi="TH SarabunIT๙" w:cs="TH SarabunIT๙" w:hint="cs"/>
           <w:sz w:val="44"/>
           <w:szCs w:val="44"/>
         </w:rPr>
@@ -35,11 +47,11 @@
             <v:path o:extrusionok="f" gradientshapeok="t" o:connecttype="rect"/>
             <o:lock v:ext="edit" aspectratio="t"/>
           </v:shapetype>
-          <v:shape id="Picture 1" o:spid="_x0000_s1040" type="#_x0000_t75" style="position:absolute;left:0;text-align:left;margin-left:-.3pt;margin-top:13.8pt;width:39.6pt;height:47.7pt;z-index:-251656704;mso-wrap-edited:f;mso-position-vertical-relative:page" wrapcoords="-284 0 -284 21352 21600 21352 21600 0 -284 0" filled="t" strokeweight="0">
+          <v:shape id="Picture 1" o:spid="_x0000_s1040" type="#_x0000_t75" style="position:absolute;left:0;text-align:left;margin-left:-.3pt;margin-top:28.1pt;width:39.6pt;height:47.7pt;z-index:-251656704;mso-wrap-edited:f;mso-position-vertical-relative:page" wrapcoords="-284 0 -284 21352 21600 21352 21600 0 -284 0" filled="t" strokeweight="0">
             <v:imagedata r:id="rId6" o:title="" blacklevel="3932f" o:detectmouseclick="f"/>
             <w10:wrap anchory="page"/>
           </v:shape>
-          <o:OLEObject Type="Embed" ProgID="Word.Picture.8" ShapeID="Picture 1" DrawAspect="Content" ObjectID="_1851745322" r:id="rId7"/>
+          <o:OLEObject Type="Embed" ProgID="Word.Picture.8" ShapeID="Picture 1" DrawAspect="Content" ObjectID="_1853499097" r:id="rId7"/>
         </w:object>
       </w:r>
       <w:r>
@@ -81,7 +93,7 @@
           <w:szCs w:val="44"/>
         </w:rPr>
         <w:pict w14:anchorId="1221AB15">
-          <v:line id="_x0000_s1029" style="position:absolute;z-index:251655680;mso-position-vertical-relative:page" from="71.55pt,75.8pt" to="488.25pt,75.8pt">
+          <v:line id="_x0000_s1029" style="position:absolute;z-index:251655680;mso-position-vertical-relative:page" from="71.55pt,97.4pt" to="466.6pt,97.4pt">
             <v:stroke dashstyle="1 1" endcap="round"/>
             <w10:wrap anchory="page"/>
           </v:line>
@@ -216,8 +228,8 @@
           <w:sz w:val="40"/>
           <w:szCs w:val="40"/>
         </w:rPr>
-        <w:pict w14:anchorId="7937F8A3">
-          <v:line id="_x0000_s1038" style="position:absolute;z-index:251657728;mso-position-vertical-relative:page" from="238.6pt,97.25pt" to="485.2pt,97.25pt">
+        <w:pict w14:anchorId="30AD08D1">
+          <v:line id="_x0000_s1037" style="position:absolute;z-index:251656704;mso-position-vertical-relative:page" from="9.4pt,117.85pt" to="214.9pt,117.85pt">
             <v:stroke dashstyle="1 1" endcap="round"/>
             <w10:wrap anchory="page"/>
           </v:line>
@@ -232,7 +244,7 @@
           <w:szCs w:val="40"/>
         </w:rPr>
         <w:pict w14:anchorId="734A86B0">
-          <v:line id="_x0000_s1039" style="position:absolute;z-index:251658752;mso-position-vertical-relative:page" from="24.85pt,119.2pt" to="489.75pt,119.2pt">
+          <v:line id="_x0000_s1039" style="position:absolute;z-index:251658752;mso-position-vertical-relative:page" from="24.85pt,140.8pt" to="466.6pt,140.8pt">
             <v:stroke dashstyle="1 1" endcap="round"/>
             <w10:wrap anchory="page"/>
           </v:line>
@@ -246,8 +258,8 @@
           <w:sz w:val="40"/>
           <w:szCs w:val="40"/>
         </w:rPr>
-        <w:pict w14:anchorId="30AD08D1">
-          <v:line id="_x0000_s1037" style="position:absolute;z-index:251656704;mso-position-vertical-relative:page" from="9.4pt,96.25pt" to="214.9pt,96.25pt">
+        <w:pict w14:anchorId="7937F8A3">
+          <v:line id="_x0000_s1038" style="position:absolute;z-index:251657728;mso-position-vertical-relative:page" from="238.6pt,118.85pt" to="466.6pt,118.85pt">
             <v:stroke dashstyle="1 1" endcap="round"/>
             <w10:wrap anchory="page"/>
           </v:line>
@@ -412,25 +424,12 @@
     <w:p>
       <w:pPr>
         <w:widowControl w:val="0"/>
-        <w:tabs>
-          <w:tab w:val="left" w:pos="1067"/>
-          <w:tab w:val="left" w:pos="2134"/>
-          <w:tab w:val="left" w:pos="3201"/>
-          <w:tab w:val="left" w:pos="4268"/>
-          <w:tab w:val="left" w:pos="5335"/>
-          <w:tab w:val="left" w:pos="6402"/>
-          <w:tab w:val="left" w:pos="7469"/>
-          <w:tab w:val="left" w:pos="8536"/>
-          <w:tab w:val="left" w:pos="9589"/>
-          <w:tab w:val="left" w:pos="10941"/>
-        </w:tabs>
-        <w:jc w:val="both"/>
-        <w:rPr>
-          <w:rFonts w:ascii="TH SarabunIT๙" w:hAnsi="TH SarabunIT๙" w:cs="TH SarabunIT๙"/>
-          <w:snapToGrid w:val="0"/>
-          <w:sz w:val="30"/>
-          <w:szCs w:val="30"/>
-          <w:cs/>
+        <w:jc w:val="thaiDistribute"/>
+        <w:rPr>
+          <w:rFonts w:ascii="TH SarabunIT๙" w:hAnsi="TH SarabunIT๙" w:cs="TH SarabunIT๙"/>
+          <w:snapToGrid w:val="0"/>
+          <w:sz w:val="32"/>
+          <w:szCs w:val="32"/>
           <w:lang w:eastAsia="th-TH"/>
         </w:rPr>
       </w:pPr>
@@ -460,46 +459,58 @@
       </w:r>
       <w:r>
         <w:rPr>
-          <w:rFonts w:ascii="TH SarabunIT๙" w:hAnsi="TH SarabunIT๙" w:cs="TH SarabunIT๙" w:hint="cs"/>
-          <w:snapToGrid w:val="0"/>
-          <w:sz w:val="32"/>
-          <w:szCs w:val="32"/>
-          <w:cs/>
-          <w:lang w:eastAsia="th-TH"/>
-        </w:rPr>
-        <w:t>รายงานบันทึกผลการออกตรวจงานจ้าง</w:t>
-      </w:r>
-      <w:r>
-        <w:rPr>
-          <w:rFonts w:ascii="TH SarabunIT๙" w:hAnsi="TH SarabunIT๙" w:cs="TH SarabunIT๙"/>
-          <w:snapToGrid w:val="0"/>
-          <w:sz w:val="30"/>
-          <w:szCs w:val="30"/>
-          <w:lang w:eastAsia="th-TH"/>
-        </w:rPr>
-        <w:t xml:space="preserve"> </w:t>
-      </w:r>
-      <w:r>
-        <w:rPr>
-          <w:rFonts w:ascii="TH SarabunIT๙" w:hAnsi="TH SarabunIT๙" w:cs="TH SarabunIT๙" w:hint="cs"/>
-          <w:snapToGrid w:val="0"/>
-          <w:sz w:val="30"/>
-          <w:szCs w:val="30"/>
-          <w:cs/>
-          <w:lang w:eastAsia="th-TH"/>
-        </w:rPr>
-        <w:t xml:space="preserve">  ครั้งที่ </w:t>
-      </w:r>
-      <w:r>
-        <w:rPr>
-          <w:rFonts w:ascii="TH SarabunIT๙" w:hAnsi="TH SarabunIT๙" w:cs="TH SarabunIT๙" w:hint="cs"/>
-          <w:snapToGrid w:val="0"/>
-          <w:sz w:val="30"/>
-          <w:szCs w:val="30"/>
-          <w:cs/>
-          <w:lang w:eastAsia="th-TH"/>
-        </w:rPr>
-        <w:t>[ครั้งที่]</w:t>
+          <w:rFonts w:ascii="TH SarabunIT๙" w:hAnsi="TH SarabunIT๙" w:cs="TH SarabunIT๙"/>
+          <w:snapToGrid w:val="0"/>
+          <w:sz w:val="32"/>
+          <w:szCs w:val="32"/>
+          <w:cs/>
+          <w:lang w:eastAsia="th-TH"/>
+        </w:rPr>
+        <w:t>รายงานการดำเนินการตามระเบียบกระทรวงการคลังว่าด้วยการจัดซื้อจัดจ้างและการบริหารพัสดุ</w:t>
+      </w:r>
+      <w:r>
+        <w:rPr>
+          <w:rFonts w:ascii="TH SarabunIT๙" w:hAnsi="TH SarabunIT๙" w:cs="TH SarabunIT๙"/>
+          <w:snapToGrid w:val="0"/>
+          <w:sz w:val="32"/>
+          <w:szCs w:val="32"/>
+          <w:cs/>
+          <w:lang w:eastAsia="th-TH"/>
+        </w:rPr>
+        <w:br/>
+      </w:r>
+      <w:r>
+        <w:rPr>
+          <w:rFonts w:ascii="TH SarabunIT๙" w:hAnsi="TH SarabunIT๙" w:cs="TH SarabunIT๙"/>
+          <w:snapToGrid w:val="0"/>
+          <w:sz w:val="32"/>
+          <w:szCs w:val="32"/>
+          <w:cs/>
+          <w:lang w:eastAsia="th-TH"/>
+        </w:rPr>
+        <w:tab/>
+      </w:r>
+      <w:r>
+        <w:rPr>
+          <w:rFonts w:ascii="TH SarabunIT๙" w:hAnsi="TH SarabunIT๙" w:cs="TH SarabunIT๙"/>
+          <w:snapToGrid w:val="0"/>
+          <w:sz w:val="32"/>
+          <w:szCs w:val="32"/>
+          <w:cs/>
+          <w:lang w:eastAsia="th-TH"/>
+        </w:rPr>
+        <w:t>ภาครัฐ พ.ศ.2560 ข้อ 176 (3)</w:t>
+      </w:r>
+      <w:r>
+        <w:rPr>
+          <w:rFonts w:ascii="TH SarabunIT๙" w:hAnsi="TH SarabunIT๙" w:cs="TH SarabunIT๙"/>
+          <w:snapToGrid w:val="0"/>
+          <w:sz w:val="32"/>
+          <w:szCs w:val="32"/>
+          <w:cs/>
+          <w:lang w:eastAsia="th-TH"/>
+        </w:rPr>
+        <w:tab/>
       </w:r>
     </w:p>
     <w:p>
@@ -525,7 +536,6 @@
           <w:color w:val="000000"/>
           <w:sz w:val="32"/>
           <w:szCs w:val="32"/>
-          <w:cs/>
           <w:lang w:eastAsia="th-TH"/>
         </w:rPr>
       </w:pPr>
@@ -580,25 +590,384 @@
     </w:p>
     <w:p>
       <w:pPr>
+        <w:spacing w:before="120"/>
+        <w:ind w:right="43"/>
+        <w:jc w:val="thaiDistribute"/>
+        <w:rPr>
+          <w:rFonts w:ascii="TH SarabunIT๙" w:hAnsi="TH SarabunIT๙" w:cs="TH SarabunIT๙"/>
+          <w:sz w:val="32"/>
+          <w:szCs w:val="32"/>
+        </w:rPr>
+      </w:pPr>
+      <w:r>
+        <w:rPr>
+          <w:rFonts w:ascii="TH SarabunIT๙" w:hAnsi="TH SarabunIT๙" w:cs="TH SarabunIT๙"/>
+          <w:sz w:val="32"/>
+          <w:szCs w:val="32"/>
+          <w:cs/>
+        </w:rPr>
+        <w:tab/>
+      </w:r>
+      <w:r>
+        <w:rPr>
+          <w:rFonts w:ascii="TH SarabunIT๙" w:hAnsi="TH SarabunIT๙" w:cs="TH SarabunIT๙"/>
+          <w:sz w:val="32"/>
+          <w:szCs w:val="32"/>
+          <w:cs/>
+        </w:rPr>
+        <w:tab/>
+      </w:r>
+      <w:r>
+        <w:rPr>
+          <w:rFonts w:ascii="TH SarabunIT๙" w:hAnsi="TH SarabunIT๙" w:cs="TH SarabunIT๙" w:hint="cs"/>
+          <w:sz w:val="32"/>
+          <w:szCs w:val="32"/>
+          <w:cs/>
+        </w:rPr>
+        <w:t xml:space="preserve">ตามคำสั่งองค์การบริหารส่วนตำบลคลองด่านที่ </w:t>
+      </w:r>
+      <w:r>
+        <w:rPr>
+          <w:rFonts w:ascii="TH SarabunIT๙" w:hAnsi="TH SarabunIT๙" w:cs="TH SarabunIT๙" w:hint="cs"/>
+          <w:spacing w:val="-2"/>
+          <w:sz w:val="32"/>
+          <w:szCs w:val="32"/>
+          <w:cs/>
+        </w:rPr>
+        <w:t>[เลขที่คำสั่ง]</w:t>
+      </w:r>
+      <w:r>
+        <w:rPr>
+          <w:rFonts w:ascii="TH SarabunIT๙" w:hAnsi="TH SarabunIT๙" w:cs="TH SarabunIT๙" w:hint="cs"/>
+          <w:spacing w:val="-2"/>
+          <w:sz w:val="32"/>
+          <w:szCs w:val="32"/>
+          <w:cs/>
+        </w:rPr>
+        <w:t xml:space="preserve"> </w:t>
+      </w:r>
+      <w:r>
+        <w:rPr>
+          <w:rFonts w:ascii="TH SarabunIT๙" w:hAnsi="TH SarabunIT๙" w:cs="TH SarabunIT๙" w:hint="cs"/>
+          <w:sz w:val="32"/>
+          <w:szCs w:val="32"/>
+          <w:cs/>
+        </w:rPr>
+        <w:t xml:space="preserve">ลงวันที่ </w:t>
+      </w:r>
+      <w:r>
+        <w:rPr>
+          <w:rFonts w:ascii="TH SarabunIT๙" w:hAnsi="TH SarabunIT๙" w:cs="TH SarabunIT๙" w:hint="cs"/>
+          <w:spacing w:val="-2"/>
+          <w:sz w:val="32"/>
+          <w:szCs w:val="32"/>
+          <w:cs/>
+        </w:rPr>
+        <w:t>[วันที่คำสั่ง]</w:t>
+      </w:r>
+      <w:r>
+        <w:rPr>
+          <w:rFonts w:ascii="TH SarabunIT๙" w:hAnsi="TH SarabunIT๙" w:cs="TH SarabunIT๙" w:hint="cs"/>
+          <w:sz w:val="32"/>
+          <w:szCs w:val="32"/>
+          <w:cs/>
+        </w:rPr>
+        <w:t xml:space="preserve"> </w:t>
+      </w:r>
+      <w:r>
+        <w:rPr>
+          <w:rFonts w:ascii="TH SarabunIT๙" w:hAnsi="TH SarabunIT๙" w:cs="TH SarabunIT๙" w:hint="cs"/>
+          <w:sz w:val="32"/>
+          <w:szCs w:val="32"/>
+          <w:cs/>
+        </w:rPr>
+        <w:t>แต่งตั้งคณะกรรมการตรวจรับพัสดุสำหรับงาน</w:t>
+      </w:r>
+      <w:r>
+        <w:rPr>
+          <w:rFonts w:ascii="TH SarabunIT๙" w:hAnsi="TH SarabunIT๙" w:cs="TH SarabunIT๙"/>
+          <w:spacing w:val="-2"/>
+          <w:sz w:val="32"/>
+          <w:szCs w:val="32"/>
+          <w:cs/>
+        </w:rPr>
+        <w:t>[ชื่อโครงการ]</w:t>
+      </w:r>
+      <w:r>
+        <w:rPr>
+          <w:rFonts w:ascii="TH SarabunIT๙" w:hAnsi="TH SarabunIT๙" w:cs="TH SarabunIT๙" w:hint="cs"/>
+          <w:sz w:val="32"/>
+          <w:szCs w:val="32"/>
+          <w:cs/>
+        </w:rPr>
+        <w:t xml:space="preserve"> </w:t>
+      </w:r>
+      <w:r>
+        <w:rPr>
+          <w:rFonts w:ascii="TH SarabunIT๙" w:hAnsi="TH SarabunIT๙" w:cs="TH SarabunIT๙" w:hint="cs"/>
+          <w:sz w:val="32"/>
+          <w:szCs w:val="32"/>
+          <w:cs/>
+        </w:rPr>
+        <w:t>ด้วย[วิธีจัดจ้าง]</w:t>
+      </w:r>
+      <w:r>
+        <w:rPr>
+          <w:rFonts w:ascii="TH SarabunIT๙" w:hAnsi="TH SarabunIT๙" w:cs="TH SarabunIT๙" w:hint="cs"/>
+          <w:sz w:val="32"/>
+          <w:szCs w:val="32"/>
+          <w:cs/>
+        </w:rPr>
+        <w:t xml:space="preserve"> โดยให้มีหน้าที่ตามระเบียบ</w:t>
+      </w:r>
+      <w:r>
+        <w:rPr>
+          <w:rFonts w:ascii="TH SarabunIT๙" w:hAnsi="TH SarabunIT๙" w:cs="TH SarabunIT๙"/>
+          <w:sz w:val="32"/>
+          <w:szCs w:val="32"/>
+          <w:cs/>
+        </w:rPr>
+        <w:t>กระทรวงการคลังว่าด้วยการจัดซื้อจัดจ้างและการบริหารพัสดุภาครัฐ พ.ศ.2560 ข้อ 176 (3)</w:t>
+      </w:r>
+      <w:r>
+        <w:rPr>
+          <w:rFonts w:ascii="TH SarabunIT๙" w:hAnsi="TH SarabunIT๙" w:cs="TH SarabunIT๙" w:hint="cs"/>
+          <w:sz w:val="32"/>
+          <w:szCs w:val="32"/>
+          <w:cs/>
+        </w:rPr>
+        <w:t xml:space="preserve"> กำหนดให้ คณะกรรมการตรวจรับพัสดุหรือกรรมการที่ได้รับมอบหมาย ออกตรวจงานจ้าง ณ สถานที่ที่กำหนดไว้ในสัญญาตามเวลาที่เหมาะสมและเห็นสมควร และต้องจัดทำบันทึกผลการออกตรวจงานจ้างนั้นไว้เป็นหลักฐานเพื่อตรวจสอบ ความละเอียดแจ้งแล้ว นั้น</w:t>
+      </w:r>
+    </w:p>
+    <w:p>
+      <w:pPr>
+        <w:spacing w:before="120"/>
+        <w:ind w:right="43"/>
+        <w:jc w:val="thaiDistribute"/>
+        <w:rPr>
+          <w:rFonts w:ascii="TH SarabunIT๙" w:hAnsi="TH SarabunIT๙" w:cs="TH SarabunIT๙"/>
+          <w:sz w:val="32"/>
+          <w:szCs w:val="32"/>
+        </w:rPr>
+      </w:pPr>
+      <w:r>
+        <w:rPr>
+          <w:rFonts w:ascii="TH SarabunIT๙" w:hAnsi="TH SarabunIT๙" w:cs="TH SarabunIT๙"/>
+          <w:sz w:val="32"/>
+          <w:szCs w:val="32"/>
+          <w:cs/>
+        </w:rPr>
+        <w:tab/>
+      </w:r>
+      <w:r>
+        <w:rPr>
+          <w:rFonts w:ascii="TH SarabunIT๙" w:hAnsi="TH SarabunIT๙" w:cs="TH SarabunIT๙"/>
+          <w:sz w:val="32"/>
+          <w:szCs w:val="32"/>
+          <w:cs/>
+        </w:rPr>
+        <w:tab/>
+      </w:r>
+      <w:r>
+        <w:rPr>
+          <w:rFonts w:ascii="TH SarabunIT๙" w:hAnsi="TH SarabunIT๙" w:cs="TH SarabunIT๙" w:hint="cs"/>
+          <w:sz w:val="32"/>
+          <w:szCs w:val="32"/>
+          <w:cs/>
+        </w:rPr>
+        <w:t xml:space="preserve">คณะกรรมการตามคำสั่งดังกล่าว ได้ออกตรวจงานจ้าง ณ สถานที่ก่อสร้าง </w:t>
+      </w:r>
+      <w:r>
+        <w:rPr>
+          <w:rFonts w:ascii="TH SarabunIT๙" w:hAnsi="TH SarabunIT๙" w:cs="TH SarabunIT๙"/>
+          <w:spacing w:val="-2"/>
+          <w:sz w:val="32"/>
+          <w:szCs w:val="32"/>
+          <w:cs/>
+        </w:rPr>
+        <w:t>[ชื่อโครงการ]</w:t>
+      </w:r>
+      <w:r>
+        <w:rPr>
+          <w:rFonts w:ascii="TH SarabunIT๙" w:hAnsi="TH SarabunIT๙" w:cs="TH SarabunIT๙" w:hint="cs"/>
+          <w:sz w:val="32"/>
+          <w:szCs w:val="32"/>
+          <w:cs/>
+        </w:rPr>
+        <w:t xml:space="preserve"> เมื่อวันที่ </w:t>
+      </w:r>
+      <w:r>
+        <w:rPr>
+          <w:rFonts w:ascii="TH SarabunIT๙" w:hAnsi="TH SarabunIT๙" w:cs="TH SarabunIT๙" w:hint="cs"/>
+          <w:sz w:val="32"/>
+          <w:szCs w:val="32"/>
+          <w:cs/>
+        </w:rPr>
+        <w:t>[วันที่ออกตรวจ]</w:t>
+      </w:r>
+      <w:r>
+        <w:rPr>
+          <w:rFonts w:ascii="TH SarabunIT๙" w:hAnsi="TH SarabunIT๙" w:cs="TH SarabunIT๙" w:hint="cs"/>
+          <w:sz w:val="32"/>
+          <w:szCs w:val="32"/>
+          <w:cs/>
+        </w:rPr>
+        <w:t xml:space="preserve"> เวลา </w:t>
+      </w:r>
+      <w:r>
+        <w:rPr>
+          <w:rFonts w:ascii="TH SarabunIT๙" w:hAnsi="TH SarabunIT๙" w:cs="TH SarabunIT๙" w:hint="cs"/>
+          <w:sz w:val="32"/>
+          <w:szCs w:val="32"/>
+          <w:cs/>
+        </w:rPr>
+        <w:t>[เวลาเริ่ม]</w:t>
+      </w:r>
+      <w:r>
+        <w:rPr>
+          <w:rFonts w:ascii="TH SarabunIT๙" w:hAnsi="TH SarabunIT๙" w:cs="TH SarabunIT๙" w:hint="cs"/>
+          <w:sz w:val="32"/>
+          <w:szCs w:val="32"/>
+          <w:cs/>
+        </w:rPr>
+        <w:t xml:space="preserve"> น. โดยขณะตรวจสถานที่ก่อสร้าง </w:t>
+      </w:r>
+      <w:r>
+        <w:rPr>
+          <w:rFonts w:ascii="TH SarabunIT๙" w:hAnsi="TH SarabunIT๙" w:cs="TH SarabunIT๙" w:hint="cs"/>
+          <w:sz w:val="32"/>
+          <w:szCs w:val="32"/>
+          <w:cs/>
+        </w:rPr>
+        <w:t xml:space="preserve">สภาพอากาศปกติ ไม่มีฝนตก </w:t>
+      </w:r>
+      <w:r>
+        <w:rPr>
+          <w:rFonts w:ascii="TH SarabunIT๙" w:hAnsi="TH SarabunIT๙" w:cs="TH SarabunIT๙" w:hint="cs"/>
+          <w:sz w:val="32"/>
+          <w:szCs w:val="32"/>
+          <w:cs/>
+        </w:rPr>
+        <w:t>ผู้รับจ้างสามารถทำงานได้โ</w:t>
+      </w:r>
+      <w:r>
+        <w:rPr>
+          <w:rFonts w:ascii="TH SarabunIT๙" w:hAnsi="TH SarabunIT๙" w:cs="TH SarabunIT๙" w:hint="cs"/>
+          <w:sz w:val="32"/>
+          <w:szCs w:val="32"/>
+          <w:cs/>
+        </w:rPr>
+        <w:t>ด</w:t>
+      </w:r>
+      <w:r>
+        <w:rPr>
+          <w:rFonts w:ascii="TH SarabunIT๙" w:hAnsi="TH SarabunIT๙" w:cs="TH SarabunIT๙" w:hint="cs"/>
+          <w:sz w:val="32"/>
+          <w:szCs w:val="32"/>
+          <w:cs/>
+        </w:rPr>
+        <w:t>ยปราศจากอุปสรรคปัญหา</w:t>
+      </w:r>
+    </w:p>
+    <w:p>
+      <w:pPr>
+        <w:spacing w:before="120"/>
+        <w:ind w:right="43"/>
+        <w:jc w:val="thaiDistribute"/>
+        <w:rPr>
+          <w:rFonts w:ascii="TH SarabunIT๙" w:hAnsi="TH SarabunIT๙" w:cs="TH SarabunIT๙"/>
+          <w:sz w:val="32"/>
+          <w:szCs w:val="32"/>
+          <w:cs/>
+        </w:rPr>
+      </w:pPr>
+      <w:r>
+        <w:rPr>
+          <w:rFonts w:ascii="TH SarabunIT๙" w:hAnsi="TH SarabunIT๙" w:cs="TH SarabunIT๙"/>
+          <w:sz w:val="32"/>
+          <w:szCs w:val="32"/>
+          <w:cs/>
+        </w:rPr>
+        <w:tab/>
+      </w:r>
+      <w:r>
+        <w:rPr>
+          <w:rFonts w:ascii="TH SarabunIT๙" w:hAnsi="TH SarabunIT๙" w:cs="TH SarabunIT๙"/>
+          <w:sz w:val="32"/>
+          <w:szCs w:val="32"/>
+          <w:cs/>
+        </w:rPr>
+        <w:tab/>
+      </w:r>
+      <w:r>
+        <w:rPr>
+          <w:rFonts w:ascii="TH SarabunIT๙" w:hAnsi="TH SarabunIT๙" w:cs="TH SarabunIT๙" w:hint="cs"/>
+          <w:sz w:val="32"/>
+          <w:szCs w:val="32"/>
+          <w:cs/>
+        </w:rPr>
+        <w:t>คณะกรรมการฯ ได้สอบช่างคุมงานของผู้รับจ้าง ถึงความคืบหน้าของงานจ้าง และ</w:t>
+      </w:r>
+      <w:r>
+        <w:rPr>
+          <w:rFonts w:ascii="TH SarabunIT๙" w:hAnsi="TH SarabunIT๙" w:cs="TH SarabunIT๙" w:hint="cs"/>
+          <w:sz w:val="32"/>
+          <w:szCs w:val="32"/>
+          <w:cs/>
+        </w:rPr>
+        <w:t>[ชื่อนายช่างผู้ควบคุมงาน]</w:t>
+      </w:r>
+      <w:r>
+        <w:rPr>
+          <w:rFonts w:ascii="TH SarabunIT๙" w:hAnsi="TH SarabunIT๙" w:cs="TH SarabunIT๙" w:hint="cs"/>
+          <w:sz w:val="32"/>
+          <w:szCs w:val="32"/>
+          <w:cs/>
+        </w:rPr>
+        <w:t xml:space="preserve"> ช่างผู้ควบคุมงานขององค์การบริหารส่วนตำบลคลองด่าน พบว่า</w:t>
+      </w:r>
+      <w:r>
+        <w:rPr>
+          <w:rFonts w:ascii="TH SarabunIT๙" w:hAnsi="TH SarabunIT๙" w:cs="TH SarabunIT๙"/>
+          <w:sz w:val="32"/>
+          <w:szCs w:val="32"/>
+          <w:cs/>
+        </w:rPr>
+        <w:t>[ผลการตรวจ]</w:t>
+      </w:r>
+      <w:r>
+        <w:rPr>
+          <w:rFonts w:ascii="TH SarabunIT๙" w:hAnsi="TH SarabunIT๙" w:cs="TH SarabunIT๙" w:hint="cs"/>
+          <w:sz w:val="32"/>
+          <w:szCs w:val="32"/>
+          <w:cs/>
+        </w:rPr>
+        <w:t xml:space="preserve"> </w:t>
+      </w:r>
+      <w:r>
+        <w:rPr>
+          <w:rFonts w:ascii="TH SarabunIT๙" w:hAnsi="TH SarabunIT๙" w:cs="TH SarabunIT๙" w:hint="cs"/>
+          <w:sz w:val="32"/>
+          <w:szCs w:val="32"/>
+          <w:cs/>
+        </w:rPr>
+        <w:t>พร้อมนี้ได้แนบภาพถ่ายการตรวจงานดังกล่าวมาแล้วด้วย</w:t>
+      </w:r>
+    </w:p>
+    <w:p>
+      <w:pPr>
         <w:widowControl w:val="0"/>
         <w:spacing w:before="120"/>
-        <w:ind w:firstLine="720"/>
-        <w:jc w:val="thaiDistribute"/>
-        <w:rPr>
-          <w:rFonts w:ascii="TH SarabunIT๙" w:hAnsi="TH SarabunIT๙" w:cs="TH SarabunIT๙"/>
-          <w:b/>
-          <w:bCs/>
+        <w:rPr>
+          <w:rFonts w:ascii="TH SarabunIT๙" w:hAnsi="TH SarabunIT๙" w:cs="TH SarabunIT๙"/>
           <w:color w:val="000000"/>
           <w:sz w:val="32"/>
           <w:szCs w:val="32"/>
-          <w:u w:val="single"/>
-        </w:rPr>
-      </w:pPr>
-      <w:r>
-        <w:rPr>
-          <w:rFonts w:ascii="TH SarabunIT๙" w:hAnsi="TH SarabunIT๙" w:cs="TH SarabunIT๙"/>
-          <w:b/>
-          <w:bCs/>
+        </w:rPr>
+      </w:pPr>
+      <w:r>
+        <w:rPr>
+          <w:rFonts w:ascii="TH SarabunIT๙" w:hAnsi="TH SarabunIT๙" w:cs="TH SarabunIT๙"/>
           <w:color w:val="000000"/>
           <w:sz w:val="32"/>
           <w:szCs w:val="32"/>
@@ -608,895 +977,55 @@
       </w:r>
       <w:r>
         <w:rPr>
-          <w:rFonts w:ascii="TH SarabunIT๙" w:hAnsi="TH SarabunIT๙" w:cs="TH SarabunIT๙" w:hint="cs"/>
-          <w:b/>
-          <w:bCs/>
+          <w:rFonts w:ascii="TH SarabunIT๙" w:hAnsi="TH SarabunIT๙" w:cs="TH SarabunIT๙"/>
           <w:color w:val="000000"/>
           <w:sz w:val="32"/>
           <w:szCs w:val="32"/>
-          <w:u w:val="single"/>
-          <w:cs/>
-        </w:rPr>
-        <w:t>1.</w:t>
-      </w:r>
-      <w:r>
-        <w:rPr>
-          <w:rFonts w:ascii="TH SarabunIT๙" w:hAnsi="TH SarabunIT๙" w:cs="TH SarabunIT๙"/>
-          <w:b/>
-          <w:bCs/>
+          <w:cs/>
+        </w:rPr>
+        <w:tab/>
+      </w:r>
+      <w:r>
+        <w:rPr>
+          <w:rFonts w:ascii="TH SarabunIT๙" w:hAnsi="TH SarabunIT๙" w:cs="TH SarabunIT๙"/>
           <w:color w:val="000000"/>
           <w:sz w:val="32"/>
           <w:szCs w:val="32"/>
-          <w:u w:val="single"/>
-          <w:cs/>
-        </w:rPr>
-        <w:t>เรื่องเดิม</w:t>
+          <w:cs/>
+        </w:rPr>
+        <w:t>จึงเรียนมาเพื่อโปรดทราบ</w:t>
       </w:r>
     </w:p>
     <w:p>
       <w:pPr>
-        <w:ind w:firstLine="1418"/>
-        <w:jc w:val="thaiDistribute"/>
-        <w:rPr>
-          <w:rFonts w:ascii="TH SarabunIT๙" w:hAnsi="TH SarabunIT๙" w:cs="TH SarabunIT๙"/>
-          <w:spacing w:val="-2"/>
-          <w:sz w:val="32"/>
-          <w:szCs w:val="32"/>
-          <w:cs/>
-        </w:rPr>
-      </w:pPr>
-      <w:r>
-        <w:rPr>
-          <w:rFonts w:ascii="TH SarabunIT๙" w:hAnsi="TH SarabunIT๙" w:cs="TH SarabunIT๙" w:hint="cs"/>
-          <w:spacing w:val="-2"/>
-          <w:sz w:val="32"/>
-          <w:szCs w:val="32"/>
-          <w:cs/>
-        </w:rPr>
-        <w:t>คำสั่ง</w:t>
-      </w:r>
-      <w:r>
-        <w:rPr>
-          <w:rFonts w:ascii="TH SarabunIT๙" w:hAnsi="TH SarabunIT๙" w:cs="TH SarabunIT๙"/>
-          <w:spacing w:val="-2"/>
-          <w:sz w:val="32"/>
-          <w:szCs w:val="32"/>
-          <w:cs/>
-        </w:rPr>
-        <w:t>องค์การบริหารส่วนตำบล</w:t>
-      </w:r>
-      <w:r>
-        <w:rPr>
-          <w:rFonts w:ascii="TH SarabunIT๙" w:hAnsi="TH SarabunIT๙" w:cs="TH SarabunIT๙"/>
-          <w:spacing w:val="-2"/>
-          <w:sz w:val="32"/>
-          <w:szCs w:val="32"/>
-          <w:cs/>
-        </w:rPr>
-        <w:t>คลองด่าน</w:t>
-      </w:r>
-      <w:r>
-        <w:rPr>
-          <w:rFonts w:ascii="TH SarabunIT๙" w:hAnsi="TH SarabunIT๙" w:cs="TH SarabunIT๙" w:hint="cs"/>
-          <w:spacing w:val="-2"/>
-          <w:sz w:val="32"/>
-          <w:szCs w:val="32"/>
-          <w:cs/>
-        </w:rPr>
-        <w:t xml:space="preserve">ที่ </w:t>
-      </w:r>
-      <w:r>
-        <w:rPr>
-          <w:rFonts w:ascii="TH SarabunIT๙" w:hAnsi="TH SarabunIT๙" w:cs="TH SarabunIT๙" w:hint="cs"/>
-          <w:spacing w:val="-2"/>
-          <w:sz w:val="32"/>
-          <w:szCs w:val="32"/>
-          <w:cs/>
-        </w:rPr>
-        <w:t xml:space="preserve">[เลขที่คำสั่ง] </w:t>
-      </w:r>
-      <w:r>
-        <w:rPr>
-          <w:rFonts w:ascii="TH SarabunIT๙" w:hAnsi="TH SarabunIT๙" w:cs="TH SarabunIT๙" w:hint="cs"/>
-          <w:spacing w:val="-2"/>
-          <w:sz w:val="32"/>
-          <w:szCs w:val="32"/>
-          <w:cs/>
-        </w:rPr>
-        <w:t xml:space="preserve">ลงวันที่ </w:t>
-      </w:r>
-      <w:r>
-        <w:rPr>
-          <w:rFonts w:ascii="TH SarabunIT๙" w:hAnsi="TH SarabunIT๙" w:cs="TH SarabunIT๙" w:hint="cs"/>
-          <w:spacing w:val="-2"/>
-          <w:sz w:val="32"/>
-          <w:szCs w:val="32"/>
-          <w:cs/>
-        </w:rPr>
-        <w:t xml:space="preserve">[วันที่คำสั่ง] </w:t>
-      </w:r>
-      <w:r>
-        <w:rPr>
-          <w:rFonts w:ascii="TH SarabunIT๙" w:hAnsi="TH SarabunIT๙" w:cs="TH SarabunIT๙" w:hint="cs"/>
-          <w:spacing w:val="-2"/>
-          <w:sz w:val="32"/>
-          <w:szCs w:val="32"/>
-          <w:cs/>
-        </w:rPr>
-        <w:t>แต่งตั้งคณะกรรมการตรวจรับพัสดุ ตาม</w:t>
-      </w:r>
-      <w:r>
-        <w:rPr>
-          <w:rFonts w:ascii="TH SarabunIT๙" w:hAnsi="TH SarabunIT๙" w:cs="TH SarabunIT๙"/>
-          <w:spacing w:val="-2"/>
-          <w:sz w:val="32"/>
-          <w:szCs w:val="32"/>
-          <w:cs/>
-        </w:rPr>
-        <w:t>สัญญาจ้าง</w:t>
-      </w:r>
-      <w:r>
-        <w:rPr>
-          <w:rFonts w:ascii="TH SarabunIT๙" w:hAnsi="TH SarabunIT๙" w:cs="TH SarabunIT๙"/>
-          <w:spacing w:val="-2"/>
-          <w:sz w:val="32"/>
-          <w:szCs w:val="32"/>
-          <w:cs/>
-        </w:rPr>
-        <w:t xml:space="preserve">เลขที่ </w:t>
-      </w:r>
-      <w:r>
-        <w:rPr>
-          <w:rFonts w:ascii="TH SarabunIT๙" w:hAnsi="TH SarabunIT๙" w:cs="TH SarabunIT๙" w:hint="cs"/>
-          <w:spacing w:val="-2"/>
-          <w:sz w:val="32"/>
-          <w:szCs w:val="32"/>
-          <w:cs/>
-        </w:rPr>
-        <w:t xml:space="preserve">[เลขที่สัญญา] </w:t>
-      </w:r>
-      <w:r>
-        <w:rPr>
-          <w:rFonts w:ascii="TH SarabunIT๙" w:hAnsi="TH SarabunIT๙" w:cs="TH SarabunIT๙" w:hint="cs"/>
-          <w:spacing w:val="-2"/>
-          <w:sz w:val="32"/>
-          <w:szCs w:val="32"/>
-          <w:cs/>
-        </w:rPr>
-        <w:t>ลงวันที่</w:t>
-      </w:r>
-      <w:r>
-        <w:rPr>
-          <w:rFonts w:ascii="TH SarabunIT๙" w:hAnsi="TH SarabunIT๙" w:cs="TH SarabunIT๙"/>
-          <w:spacing w:val="-2"/>
-          <w:sz w:val="32"/>
-          <w:szCs w:val="32"/>
-          <w:cs/>
-        </w:rPr>
-        <w:t xml:space="preserve"> </w:t>
-      </w:r>
-      <w:r>
-        <w:rPr>
-          <w:rFonts w:ascii="TH SarabunIT๙" w:hAnsi="TH SarabunIT๙" w:cs="TH SarabunIT๙" w:hint="cs"/>
-          <w:spacing w:val="-2"/>
-          <w:sz w:val="32"/>
-          <w:szCs w:val="32"/>
-          <w:cs/>
-        </w:rPr>
-        <w:t xml:space="preserve">[วันที่สัญญา] </w:t>
-      </w:r>
-      <w:r>
-        <w:rPr>
-          <w:rFonts w:ascii="TH SarabunIT๙" w:hAnsi="TH SarabunIT๙" w:cs="TH SarabunIT๙" w:hint="cs"/>
-          <w:spacing w:val="-2"/>
-          <w:sz w:val="32"/>
-          <w:szCs w:val="32"/>
-          <w:cs/>
-        </w:rPr>
-        <w:t xml:space="preserve">เริ่มสัญญาจ้างวันที่ </w:t>
-      </w:r>
-      <w:r>
-        <w:rPr>
-          <w:rFonts w:ascii="TH SarabunIT๙" w:hAnsi="TH SarabunIT๙" w:cs="TH SarabunIT๙" w:hint="cs"/>
-          <w:spacing w:val="-2"/>
-          <w:sz w:val="32"/>
-          <w:szCs w:val="32"/>
-          <w:cs/>
-        </w:rPr>
-        <w:t xml:space="preserve">[วันเริ่มสัญญา] </w:t>
-      </w:r>
-      <w:r>
-        <w:rPr>
-          <w:rFonts w:ascii="TH SarabunIT๙" w:hAnsi="TH SarabunIT๙" w:cs="TH SarabunIT๙" w:hint="cs"/>
-          <w:spacing w:val="-2"/>
-          <w:sz w:val="32"/>
-          <w:szCs w:val="32"/>
-          <w:cs/>
-        </w:rPr>
-        <w:t xml:space="preserve">สิ้นสุดสัญญาจ้างวันที่ </w:t>
-      </w:r>
-      <w:r>
-        <w:rPr>
-          <w:rFonts w:ascii="TH SarabunIT๙" w:hAnsi="TH SarabunIT๙" w:cs="TH SarabunIT๙" w:hint="cs"/>
-          <w:spacing w:val="-2"/>
-          <w:sz w:val="32"/>
-          <w:szCs w:val="32"/>
-          <w:cs/>
-        </w:rPr>
-        <w:t xml:space="preserve">[วันสิ้นสุดสัญญา] </w:t>
-      </w:r>
-      <w:r>
-        <w:rPr>
-          <w:rFonts w:ascii="TH SarabunIT๙" w:hAnsi="TH SarabunIT๙" w:cs="TH SarabunIT๙" w:hint="cs"/>
-          <w:spacing w:val="-2"/>
-          <w:sz w:val="32"/>
-          <w:szCs w:val="32"/>
-          <w:cs/>
-        </w:rPr>
-        <w:t xml:space="preserve">วงเงินจ้างก่อสร้าง </w:t>
-      </w:r>
-      <w:r>
-        <w:rPr>
-          <w:rFonts w:ascii="TH SarabunIT๙" w:hAnsi="TH SarabunIT๙" w:cs="TH SarabunIT๙" w:hint="cs"/>
-          <w:spacing w:val="-2"/>
-          <w:sz w:val="32"/>
-          <w:szCs w:val="32"/>
-          <w:cs/>
-        </w:rPr>
-        <w:t xml:space="preserve">[วงเงินตัวเลข] บาท  ([วงเงินตัวอักษร]) </w:t>
-      </w:r>
-      <w:r>
-        <w:rPr>
-          <w:rFonts w:ascii="TH SarabunIT๙" w:hAnsi="TH SarabunIT๙" w:cs="TH SarabunIT๙" w:hint="cs"/>
-          <w:spacing w:val="-2"/>
-          <w:sz w:val="32"/>
-          <w:szCs w:val="32"/>
-          <w:cs/>
-        </w:rPr>
-        <w:t xml:space="preserve">ได้ว่าจ้าง </w:t>
-      </w:r>
-      <w:r>
-        <w:rPr>
-          <w:rFonts w:ascii="TH SarabunIT๙" w:hAnsi="TH SarabunIT๙" w:cs="TH SarabunIT๙"/>
-          <w:spacing w:val="-2"/>
-          <w:sz w:val="32"/>
-          <w:szCs w:val="32"/>
-          <w:cs/>
-        </w:rPr>
-        <w:t xml:space="preserve">[ผู้รับจ้าง] </w:t>
-      </w:r>
-      <w:r>
-        <w:rPr>
-          <w:rFonts w:ascii="TH SarabunIT๙" w:hAnsi="TH SarabunIT๙" w:cs="TH SarabunIT๙" w:hint="cs"/>
-          <w:spacing w:val="-2"/>
-          <w:sz w:val="32"/>
-          <w:szCs w:val="32"/>
-          <w:cs/>
-        </w:rPr>
-        <w:t>ดำเนิน</w:t>
-      </w:r>
-      <w:r>
-        <w:rPr>
-          <w:rFonts w:ascii="TH SarabunIT๙" w:hAnsi="TH SarabunIT๙" w:cs="TH SarabunIT๙"/>
-          <w:spacing w:val="-2"/>
-          <w:sz w:val="32"/>
-          <w:szCs w:val="32"/>
-          <w:cs/>
-        </w:rPr>
-        <w:t xml:space="preserve">[ชื่อโครงการ] </w:t>
-      </w:r>
-      <w:r>
-        <w:rPr>
-          <w:rFonts w:ascii="TH SarabunIT๙" w:hAnsi="TH SarabunIT๙" w:cs="TH SarabunIT๙" w:hint="cs"/>
-          <w:spacing w:val="-4"/>
-          <w:sz w:val="32"/>
-          <w:szCs w:val="32"/>
-          <w:cs/>
-        </w:rPr>
-        <w:t>นั้น</w:t>
-      </w:r>
+        <w:widowControl w:val="0"/>
+        <w:spacing w:before="120"/>
+        <w:rPr>
+          <w:rFonts w:ascii="TH SarabunIT๙" w:hAnsi="TH SarabunIT๙" w:cs="TH SarabunIT๙"/>
+          <w:color w:val="000000"/>
+          <w:sz w:val="32"/>
+          <w:szCs w:val="32"/>
+        </w:rPr>
+      </w:pPr>
     </w:p>
     <w:p>
       <w:pPr>
         <w:widowControl w:val="0"/>
-        <w:ind w:firstLine="720"/>
-        <w:rPr>
-          <w:rFonts w:ascii="TH SarabunIT๙" w:hAnsi="TH SarabunIT๙" w:cs="TH SarabunIT๙"/>
-          <w:b/>
-          <w:bCs/>
-          <w:sz w:val="32"/>
-          <w:szCs w:val="32"/>
-          <w:u w:val="single"/>
-        </w:rPr>
-      </w:pPr>
-      <w:r>
-        <w:rPr>
-          <w:rFonts w:ascii="TH SarabunIT๙" w:hAnsi="TH SarabunIT๙" w:cs="TH SarabunIT๙"/>
-          <w:b/>
-          <w:bCs/>
-          <w:sz w:val="32"/>
-          <w:szCs w:val="32"/>
-          <w:cs/>
-        </w:rPr>
-        <w:tab/>
-      </w:r>
-      <w:r>
-        <w:rPr>
-          <w:rFonts w:ascii="TH SarabunIT๙" w:hAnsi="TH SarabunIT๙" w:cs="TH SarabunIT๙" w:hint="cs"/>
-          <w:b/>
-          <w:bCs/>
-          <w:sz w:val="32"/>
-          <w:szCs w:val="32"/>
-          <w:u w:val="single"/>
-          <w:cs/>
-        </w:rPr>
-        <w:t>2.</w:t>
-      </w:r>
-      <w:r>
-        <w:rPr>
-          <w:rFonts w:ascii="TH SarabunIT๙" w:hAnsi="TH SarabunIT๙" w:cs="TH SarabunIT๙"/>
-          <w:b/>
-          <w:bCs/>
-          <w:sz w:val="32"/>
-          <w:szCs w:val="32"/>
-          <w:u w:val="single"/>
-          <w:cs/>
-        </w:rPr>
-        <w:t>ข้อเท็จจริง</w:t>
-      </w:r>
+        <w:spacing w:before="120"/>
+        <w:rPr>
+          <w:rFonts w:ascii="TH SarabunIT๙" w:hAnsi="TH SarabunIT๙" w:cs="TH SarabunIT๙"/>
+          <w:color w:val="000000"/>
+          <w:sz w:val="32"/>
+          <w:szCs w:val="32"/>
+        </w:rPr>
+      </w:pPr>
     </w:p>
     <w:p>
       <w:pPr>
-        <w:ind w:firstLine="1440"/>
-        <w:jc w:val="thaiDistribute"/>
-        <w:rPr>
-          <w:rFonts w:ascii="TH SarabunIT๙" w:hAnsi="TH SarabunIT๙" w:cs="TH SarabunIT๙"/>
-          <w:sz w:val="32"/>
-          <w:szCs w:val="32"/>
-          <w:cs/>
-        </w:rPr>
-      </w:pPr>
-      <w:r>
-        <w:rPr>
-          <w:rFonts w:ascii="TH SarabunIT๙" w:hAnsi="TH SarabunIT๙" w:cs="TH SarabunIT๙" w:hint="cs"/>
-          <w:sz w:val="32"/>
-          <w:szCs w:val="32"/>
-          <w:cs/>
-        </w:rPr>
-        <w:t>ประธานกรรมการตรวจรับพัสดุและ</w:t>
-      </w:r>
-      <w:r>
-        <w:rPr>
-          <w:rFonts w:ascii="TH SarabunIT๙" w:hAnsi="TH SarabunIT๙" w:cs="TH SarabunIT๙" w:hint="cs"/>
-          <w:sz w:val="32"/>
-          <w:szCs w:val="32"/>
-          <w:cs/>
-        </w:rPr>
-        <w:t xml:space="preserve">คณะกรรมการตรวจรับพัสดุ ได้ออกตรวจงานจ้าง ณ สถานที่ก่อสร้าง </w:t>
-      </w:r>
-      <w:r>
-        <w:rPr>
-          <w:rFonts w:ascii="TH SarabunIT๙" w:hAnsi="TH SarabunIT๙" w:cs="TH SarabunIT๙" w:hint="cs"/>
-          <w:sz w:val="32"/>
-          <w:szCs w:val="32"/>
-          <w:cs/>
-        </w:rPr>
-        <w:t xml:space="preserve">เมื่อวันที่ </w:t>
-      </w:r>
-      <w:r>
-        <w:rPr>
-          <w:rFonts w:ascii="TH SarabunIT๙" w:hAnsi="TH SarabunIT๙" w:cs="TH SarabunIT๙" w:hint="cs"/>
-          <w:sz w:val="32"/>
-          <w:szCs w:val="32"/>
-          <w:cs/>
-        </w:rPr>
-        <w:t xml:space="preserve">[วันที่ออกตรวจ] </w:t>
-      </w:r>
-      <w:r>
-        <w:rPr>
-          <w:rFonts w:ascii="TH SarabunIT๙" w:hAnsi="TH SarabunIT๙" w:cs="TH SarabunIT๙" w:hint="cs"/>
-          <w:sz w:val="32"/>
-          <w:szCs w:val="32"/>
-          <w:cs/>
-        </w:rPr>
-        <w:t xml:space="preserve">ระหว่างเวลา </w:t>
-      </w:r>
-      <w:r>
-        <w:rPr>
-          <w:rFonts w:ascii="TH SarabunIT๙" w:hAnsi="TH SarabunIT๙" w:cs="TH SarabunIT๙" w:hint="cs"/>
-          <w:sz w:val="32"/>
-          <w:szCs w:val="32"/>
-          <w:cs/>
-        </w:rPr>
-        <w:t xml:space="preserve">[เวลาเริ่ม] น. </w:t>
-      </w:r>
-      <w:r>
-        <w:rPr>
-          <w:rFonts w:ascii="TH SarabunIT๙" w:hAnsi="TH SarabunIT๙" w:cs="TH SarabunIT๙" w:hint="cs"/>
-          <w:sz w:val="32"/>
-          <w:szCs w:val="32"/>
-          <w:cs/>
-        </w:rPr>
-        <w:t xml:space="preserve">ถึงเวลา </w:t>
-      </w:r>
-      <w:r>
-        <w:rPr>
-          <w:rFonts w:ascii="TH SarabunIT๙" w:hAnsi="TH SarabunIT๙" w:cs="TH SarabunIT๙" w:hint="cs"/>
-          <w:sz w:val="32"/>
-          <w:szCs w:val="32"/>
-          <w:cs/>
-        </w:rPr>
-        <w:t>[เวลาสิ้นสุด] น.</w:t>
-      </w:r>
-    </w:p>
-    <w:p>
-      <w:pPr>
-        <w:widowControl w:val="0"/>
-        <w:ind w:firstLine="720"/>
-        <w:rPr>
-          <w:rFonts w:ascii="TH SarabunIT๙" w:hAnsi="TH SarabunIT๙" w:cs="TH SarabunIT๙"/>
-          <w:b/>
-          <w:bCs/>
-          <w:color w:val="000000"/>
-          <w:sz w:val="32"/>
-          <w:szCs w:val="32"/>
-          <w:u w:val="single"/>
-        </w:rPr>
-      </w:pPr>
-      <w:r>
-        <w:rPr>
-          <w:rFonts w:ascii="TH SarabunIT๙" w:hAnsi="TH SarabunIT๙" w:cs="TH SarabunIT๙"/>
-          <w:b/>
-          <w:bCs/>
-          <w:color w:val="000000"/>
-          <w:sz w:val="32"/>
-          <w:szCs w:val="32"/>
-          <w:cs/>
-        </w:rPr>
-        <w:tab/>
-      </w:r>
-      <w:r>
-        <w:rPr>
-          <w:rFonts w:ascii="TH SarabunIT๙" w:hAnsi="TH SarabunIT๙" w:cs="TH SarabunIT๙" w:hint="cs"/>
-          <w:b/>
-          <w:bCs/>
-          <w:color w:val="000000"/>
-          <w:sz w:val="32"/>
-          <w:szCs w:val="32"/>
-          <w:u w:val="single"/>
-          <w:cs/>
-        </w:rPr>
-        <w:t>3</w:t>
-      </w:r>
-      <w:r>
-        <w:rPr>
-          <w:rFonts w:ascii="TH SarabunIT๙" w:hAnsi="TH SarabunIT๙" w:cs="TH SarabunIT๙"/>
-          <w:b/>
-          <w:bCs/>
-          <w:color w:val="000000"/>
-          <w:sz w:val="32"/>
-          <w:szCs w:val="32"/>
-          <w:u w:val="single"/>
-          <w:cs/>
-        </w:rPr>
-        <w:t>.ข้อกฎหมาย</w:t>
-      </w:r>
-    </w:p>
-    <w:p>
-      <w:pPr>
-        <w:widowControl w:val="0"/>
-        <w:ind w:firstLine="720"/>
-        <w:jc w:val="thaiDistribute"/>
-        <w:rPr>
-          <w:rFonts w:ascii="TH SarabunIT๙" w:hAnsi="TH SarabunIT๙" w:cs="TH SarabunIT๙"/>
-          <w:color w:val="000000"/>
-          <w:sz w:val="32"/>
-          <w:szCs w:val="32"/>
-        </w:rPr>
-      </w:pPr>
-      <w:r>
-        <w:rPr>
-          <w:rFonts w:ascii="TH SarabunIT๙" w:hAnsi="TH SarabunIT๙" w:cs="TH SarabunIT๙"/>
-          <w:color w:val="000000"/>
-          <w:sz w:val="32"/>
-          <w:szCs w:val="32"/>
-          <w:cs/>
-        </w:rPr>
-        <w:tab/>
-      </w:r>
-      <w:r>
-        <w:rPr>
-          <w:rFonts w:ascii="TH SarabunIT๙" w:hAnsi="TH SarabunIT๙" w:cs="TH SarabunIT๙"/>
-          <w:color w:val="000000"/>
-          <w:sz w:val="32"/>
-          <w:szCs w:val="32"/>
-          <w:cs/>
-        </w:rPr>
-        <w:t>ระเบียบกระทรวงการคลังว่าด้วยการจัดซื้อจัดจ้างและการบริหารพัสดุภาครัฐ พ.ศ. ๒๕๖๐ ข้อ</w:t>
-      </w:r>
-      <w:r>
-        <w:rPr>
-          <w:rFonts w:ascii="TH SarabunIT๙" w:hAnsi="TH SarabunIT๙" w:cs="TH SarabunIT๙" w:hint="cs"/>
-          <w:color w:val="000000"/>
-          <w:sz w:val="32"/>
-          <w:szCs w:val="32"/>
-          <w:cs/>
-        </w:rPr>
-        <w:t xml:space="preserve"> </w:t>
-      </w:r>
-      <w:r>
-        <w:rPr>
-          <w:rFonts w:ascii="TH SarabunIT๙" w:hAnsi="TH SarabunIT๙" w:cs="TH SarabunIT๙"/>
-          <w:color w:val="000000"/>
-          <w:sz w:val="32"/>
-          <w:szCs w:val="32"/>
-          <w:cs/>
-        </w:rPr>
-        <w:t>๑๙๖ คณะกรรมการตรวจรับพัสดุในงานจ้างก่อสร้าง มีหน้าที่ดังนี้</w:t>
-      </w:r>
-    </w:p>
-    <w:p>
-      <w:pPr>
-        <w:widowControl w:val="0"/>
-        <w:ind w:firstLine="720"/>
-        <w:jc w:val="thaiDistribute"/>
-        <w:rPr>
-          <w:rFonts w:ascii="TH SarabunIT๙" w:hAnsi="TH SarabunIT๙" w:cs="TH SarabunIT๙"/>
-          <w:color w:val="000000"/>
-          <w:sz w:val="32"/>
-          <w:szCs w:val="32"/>
-        </w:rPr>
-      </w:pPr>
-      <w:r>
-        <w:rPr>
-          <w:rFonts w:ascii="TH SarabunIT๙" w:hAnsi="TH SarabunIT๙" w:cs="TH SarabunIT๙"/>
-          <w:color w:val="000000"/>
-          <w:sz w:val="32"/>
-          <w:szCs w:val="32"/>
-          <w:cs/>
-        </w:rPr>
-        <w:tab/>
-      </w:r>
-      <w:r>
-        <w:rPr>
-          <w:rFonts w:ascii="TH SarabunIT๙" w:hAnsi="TH SarabunIT๙" w:cs="TH SarabunIT๙"/>
-          <w:color w:val="000000"/>
-          <w:sz w:val="32"/>
-          <w:szCs w:val="32"/>
-          <w:cs/>
-        </w:rPr>
-        <w:t>(</w:t>
-      </w:r>
-      <w:r>
-        <w:rPr>
-          <w:rFonts w:ascii="TH SarabunIT๙" w:hAnsi="TH SarabunIT๙" w:cs="TH SarabunIT๙" w:hint="cs"/>
-          <w:color w:val="000000"/>
-          <w:sz w:val="32"/>
-          <w:szCs w:val="32"/>
-          <w:cs/>
-        </w:rPr>
-        <w:t>1</w:t>
-      </w:r>
-      <w:r>
-        <w:rPr>
-          <w:rFonts w:ascii="TH SarabunIT๙" w:hAnsi="TH SarabunIT๙" w:cs="TH SarabunIT๙"/>
-          <w:color w:val="000000"/>
-          <w:sz w:val="32"/>
-          <w:szCs w:val="32"/>
-        </w:rPr>
-        <w:t xml:space="preserve">) </w:t>
-      </w:r>
-      <w:r>
-        <w:rPr>
-          <w:rFonts w:ascii="TH SarabunIT๙" w:hAnsi="TH SarabunIT๙" w:cs="TH SarabunIT๙"/>
-          <w:color w:val="000000"/>
-          <w:sz w:val="32"/>
-          <w:szCs w:val="32"/>
-          <w:cs/>
-        </w:rPr>
-        <w:t>ตรวจสอบคุณวุฒิของผู้ควบคุมงานก่อสร้างของผู้รับจ้างให้เป็นไปตามกฎหมายว่าด้วยการควบคุมอาคาร</w:t>
-      </w:r>
-    </w:p>
-    <w:p>
-      <w:pPr>
-        <w:widowControl w:val="0"/>
-        <w:ind w:firstLine="720"/>
-        <w:jc w:val="thaiDistribute"/>
-        <w:rPr>
-          <w:rFonts w:ascii="TH SarabunIT๙" w:hAnsi="TH SarabunIT๙" w:cs="TH SarabunIT๙"/>
-          <w:color w:val="000000"/>
-          <w:sz w:val="32"/>
-          <w:szCs w:val="32"/>
-        </w:rPr>
-      </w:pPr>
-      <w:r>
-        <w:rPr>
-          <w:rFonts w:ascii="TH SarabunIT๙" w:hAnsi="TH SarabunIT๙" w:cs="TH SarabunIT๙"/>
-          <w:color w:val="000000"/>
-          <w:sz w:val="32"/>
-          <w:szCs w:val="32"/>
-          <w:cs/>
-        </w:rPr>
-        <w:tab/>
-      </w:r>
-      <w:r>
-        <w:rPr>
-          <w:rFonts w:ascii="TH SarabunIT๙" w:hAnsi="TH SarabunIT๙" w:cs="TH SarabunIT๙"/>
-          <w:color w:val="000000"/>
-          <w:sz w:val="32"/>
-          <w:szCs w:val="32"/>
-          <w:cs/>
-        </w:rPr>
-        <w:t>(๒) ตรวจสอบรายงานการปฏิบัติงานของผู้รับจ้าง และเหตุการณ์แวดล้อมที่ผู้ควบคุมงานของหน่วยงานของรัฐรายงาน โดยตรวจสอบกับแบบรูปรายการละเอียดและข้อกำหนดในสัญญาหรือข้อตกลงทุกสัปดาห์รวมทั้งรับทราบหรือพิจารณาการสั่งหยุดงาน หรือพักงานของผู้ควบคุมงานแล้วรายงานหัวหน้าหน่วยงานของรัฐ</w:t>
-      </w:r>
-      <w:r>
-        <w:rPr>
-          <w:rFonts w:ascii="TH SarabunIT๙" w:hAnsi="TH SarabunIT๙" w:cs="TH SarabunIT๙" w:hint="cs"/>
-          <w:color w:val="000000"/>
-          <w:sz w:val="32"/>
-          <w:szCs w:val="32"/>
-          <w:cs/>
-        </w:rPr>
-        <w:t xml:space="preserve"> </w:t>
-      </w:r>
-      <w:r>
-        <w:rPr>
-          <w:rFonts w:ascii="TH SarabunIT๙" w:hAnsi="TH SarabunIT๙" w:cs="TH SarabunIT๙"/>
-          <w:color w:val="000000"/>
-          <w:sz w:val="32"/>
-          <w:szCs w:val="32"/>
-          <w:cs/>
-        </w:rPr>
-        <w:t>เพื่อพิจารณาสั่งการต่อไป</w:t>
-      </w:r>
-    </w:p>
-    <w:p>
-      <w:pPr>
-        <w:widowControl w:val="0"/>
-        <w:ind w:firstLine="720"/>
-        <w:jc w:val="thaiDistribute"/>
-        <w:rPr>
-          <w:rFonts w:ascii="TH SarabunIT๙" w:hAnsi="TH SarabunIT๙" w:cs="TH SarabunIT๙"/>
-          <w:color w:val="000000"/>
-          <w:sz w:val="32"/>
-          <w:szCs w:val="32"/>
-        </w:rPr>
-      </w:pPr>
-      <w:r>
-        <w:rPr>
-          <w:rFonts w:ascii="TH SarabunIT๙" w:hAnsi="TH SarabunIT๙" w:cs="TH SarabunIT๙"/>
-          <w:color w:val="000000"/>
-          <w:sz w:val="32"/>
-          <w:szCs w:val="32"/>
-          <w:cs/>
-        </w:rPr>
-        <w:tab/>
-      </w:r>
-      <w:r>
-        <w:rPr>
-          <w:rFonts w:ascii="TH SarabunIT๙" w:hAnsi="TH SarabunIT๙" w:cs="TH SarabunIT๙"/>
-          <w:color w:val="000000"/>
-          <w:sz w:val="32"/>
-          <w:szCs w:val="32"/>
-          <w:cs/>
-        </w:rPr>
-        <w:t>(</w:t>
-      </w:r>
-      <w:r>
-        <w:rPr>
-          <w:rFonts w:ascii="TH SarabunIT๙" w:hAnsi="TH SarabunIT๙" w:cs="TH SarabunIT๙" w:hint="cs"/>
-          <w:color w:val="000000"/>
-          <w:sz w:val="32"/>
-          <w:szCs w:val="32"/>
-          <w:cs/>
-        </w:rPr>
-        <w:t>3</w:t>
-      </w:r>
-      <w:r>
-        <w:rPr>
-          <w:rFonts w:ascii="TH SarabunIT๙" w:hAnsi="TH SarabunIT๙" w:cs="TH SarabunIT๙"/>
-          <w:color w:val="000000"/>
-          <w:sz w:val="32"/>
-          <w:szCs w:val="32"/>
-        </w:rPr>
-        <w:t xml:space="preserve">) </w:t>
-      </w:r>
-      <w:r>
-        <w:rPr>
-          <w:rFonts w:ascii="TH SarabunIT๙" w:hAnsi="TH SarabunIT๙" w:cs="TH SarabunIT๙"/>
-          <w:color w:val="000000"/>
-          <w:sz w:val="32"/>
-          <w:szCs w:val="32"/>
-          <w:cs/>
-        </w:rPr>
-        <w:t>ให้คณะกรรมการตรวจรับพัสดุหรือกรรมการที่ได้รับมอบหมายจากคณะกรรมการตรวจรับพัสดุออกตรวจงานจ้าง ณ สถานที่ที่กำหนดไว้ในสัญญาหรือที่ตกลงให้ทำงานจ้างนั้นๆ ตามเวลาที่เหมาะสมและเห็นสมควรและจัดทำบันทึกผลการออกตรวจงานจ้างนั้นไว้เพื่อเป็นหลักฐานด้วย</w:t>
-      </w:r>
-    </w:p>
-    <w:p>
-      <w:pPr>
-        <w:widowControl w:val="0"/>
-        <w:ind w:firstLine="720"/>
-        <w:rPr>
-          <w:rFonts w:ascii="TH SarabunIT๙" w:hAnsi="TH SarabunIT๙" w:cs="TH SarabunIT๙"/>
-          <w:b/>
-          <w:bCs/>
-          <w:color w:val="000000"/>
-          <w:sz w:val="32"/>
-          <w:szCs w:val="32"/>
-          <w:u w:val="single"/>
-        </w:rPr>
-      </w:pPr>
-      <w:r>
-        <w:rPr>
-          <w:rFonts w:ascii="TH SarabunIT๙" w:hAnsi="TH SarabunIT๙" w:cs="TH SarabunIT๙"/>
-          <w:b/>
-          <w:bCs/>
-          <w:color w:val="000000"/>
-          <w:sz w:val="32"/>
-          <w:szCs w:val="32"/>
-          <w:cs/>
-        </w:rPr>
-        <w:tab/>
-      </w:r>
-      <w:r>
-        <w:rPr>
-          <w:rFonts w:ascii="TH SarabunIT๙" w:hAnsi="TH SarabunIT๙" w:cs="TH SarabunIT๙"/>
-          <w:b/>
-          <w:bCs/>
-          <w:color w:val="000000"/>
-          <w:sz w:val="32"/>
-          <w:szCs w:val="32"/>
-          <w:u w:val="single"/>
-        </w:rPr>
-        <w:t>4</w:t>
-      </w:r>
-      <w:r>
-        <w:rPr>
-          <w:rFonts w:ascii="TH SarabunIT๙" w:hAnsi="TH SarabunIT๙" w:cs="TH SarabunIT๙"/>
-          <w:b/>
-          <w:bCs/>
-          <w:color w:val="000000"/>
-          <w:sz w:val="32"/>
-          <w:szCs w:val="32"/>
-          <w:u w:val="single"/>
-        </w:rPr>
-        <w:t>.</w:t>
-      </w:r>
-      <w:r>
-        <w:rPr>
-          <w:rFonts w:ascii="TH SarabunIT๙" w:hAnsi="TH SarabunIT๙" w:cs="TH SarabunIT๙"/>
-          <w:b/>
-          <w:bCs/>
-          <w:color w:val="000000"/>
-          <w:sz w:val="32"/>
-          <w:szCs w:val="32"/>
-          <w:u w:val="single"/>
-          <w:cs/>
-        </w:rPr>
-        <w:t>ข้อพิจารณา</w:t>
-      </w:r>
-    </w:p>
-    <w:p>
-      <w:pPr>
-        <w:widowControl w:val="0"/>
-        <w:ind w:firstLine="720"/>
-        <w:jc w:val="thaiDistribute"/>
-        <w:rPr>
-          <w:rFonts w:ascii="TH SarabunIT๙" w:hAnsi="TH SarabunIT๙" w:cs="TH SarabunIT๙"/>
-          <w:color w:val="000000"/>
-          <w:sz w:val="32"/>
-          <w:szCs w:val="32"/>
-        </w:rPr>
-      </w:pPr>
-      <w:r>
-        <w:rPr>
-          <w:rFonts w:ascii="TH SarabunIT๙" w:hAnsi="TH SarabunIT๙" w:cs="TH SarabunIT๙"/>
-          <w:color w:val="000000"/>
-          <w:sz w:val="32"/>
-          <w:szCs w:val="32"/>
-          <w:cs/>
-        </w:rPr>
-        <w:tab/>
-      </w:r>
-      <w:r>
-        <w:rPr>
-          <w:rFonts w:ascii="TH SarabunIT๙" w:hAnsi="TH SarabunIT๙" w:cs="TH SarabunIT๙"/>
-          <w:color w:val="000000"/>
-          <w:sz w:val="32"/>
-          <w:szCs w:val="32"/>
-          <w:cs/>
-        </w:rPr>
-        <w:t xml:space="preserve">ตามเรื่องเดิม </w:t>
-      </w:r>
-      <w:r>
-        <w:rPr>
-          <w:rFonts w:ascii="TH SarabunIT๙" w:hAnsi="TH SarabunIT๙" w:cs="TH SarabunIT๙" w:hint="cs"/>
-          <w:color w:val="000000"/>
-          <w:sz w:val="32"/>
-          <w:szCs w:val="32"/>
-          <w:cs/>
-        </w:rPr>
-        <w:t>ข้</w:t>
-      </w:r>
-      <w:r>
-        <w:rPr>
-          <w:rFonts w:ascii="TH SarabunIT๙" w:hAnsi="TH SarabunIT๙" w:cs="TH SarabunIT๙"/>
-          <w:color w:val="000000"/>
-          <w:sz w:val="32"/>
-          <w:szCs w:val="32"/>
-          <w:cs/>
-        </w:rPr>
-        <w:t>อเท็จจริงประกอบข้อกฎหมาย จึงขอรายงานผลการออกตรวจงานข้างไว้เพื่อเป็นหลักฐา</w:t>
-      </w:r>
-      <w:r>
-        <w:rPr>
-          <w:rFonts w:ascii="TH SarabunIT๙" w:hAnsi="TH SarabunIT๙" w:cs="TH SarabunIT๙" w:hint="cs"/>
-          <w:color w:val="000000"/>
-          <w:sz w:val="32"/>
-          <w:szCs w:val="32"/>
-          <w:cs/>
-        </w:rPr>
-        <w:t>น</w:t>
-      </w:r>
-      <w:r>
-        <w:rPr>
-          <w:rFonts w:ascii="TH SarabunIT๙" w:hAnsi="TH SarabunIT๙" w:cs="TH SarabunIT๙"/>
-          <w:color w:val="000000"/>
-          <w:sz w:val="32"/>
-          <w:szCs w:val="32"/>
-          <w:cs/>
-        </w:rPr>
-        <w:t>ประกอบการตรวจรับงานจ้าง รายละเอียดตามบันทึกผลการตรวจงานจ้างที่แนบมาพร้อมบันทึกฉบับนี้</w:t>
-      </w:r>
-    </w:p>
-    <w:p>
-      <w:pPr>
         <w:widowControl w:val="0"/>
         <w:spacing w:before="120"/>
         <w:rPr>
-          <w:rFonts w:ascii="TH SarabunIT๙" w:hAnsi="TH SarabunIT๙" w:cs="TH SarabunIT๙"/>
-          <w:color w:val="000000"/>
-          <w:sz w:val="32"/>
-          <w:szCs w:val="32"/>
-        </w:rPr>
-      </w:pPr>
-      <w:r>
-        <w:rPr>
-          <w:rFonts w:ascii="TH SarabunIT๙" w:hAnsi="TH SarabunIT๙" w:cs="TH SarabunIT๙"/>
-          <w:color w:val="000000"/>
-          <w:sz w:val="32"/>
-          <w:szCs w:val="32"/>
-          <w:cs/>
-        </w:rPr>
-        <w:tab/>
-      </w:r>
-      <w:r>
-        <w:rPr>
-          <w:rFonts w:ascii="TH SarabunIT๙" w:hAnsi="TH SarabunIT๙" w:cs="TH SarabunIT๙"/>
-          <w:color w:val="000000"/>
-          <w:sz w:val="32"/>
-          <w:szCs w:val="32"/>
-          <w:cs/>
-        </w:rPr>
-        <w:tab/>
-      </w:r>
-      <w:r>
-        <w:rPr>
-          <w:rFonts w:ascii="TH SarabunIT๙" w:hAnsi="TH SarabunIT๙" w:cs="TH SarabunIT๙"/>
-          <w:color w:val="000000"/>
-          <w:sz w:val="32"/>
-          <w:szCs w:val="32"/>
-          <w:cs/>
-        </w:rPr>
-        <w:t>จึงเรียนมาเพื่อโปรดทราบและพิจารณา</w:t>
-      </w:r>
-    </w:p>
-    <w:p>
-      <w:pPr>
-        <w:widowControl w:val="0"/>
-        <w:spacing w:before="120"/>
-        <w:rPr>
-          <w:rFonts w:ascii="TH SarabunIT๙" w:hAnsi="TH SarabunIT๙" w:cs="TH SarabunIT๙"/>
+          <w:rFonts w:ascii="TH SarabunIT๙" w:hAnsi="TH SarabunIT๙" w:cs="TH SarabunIT๙" w:hint="cs"/>
           <w:color w:val="000000"/>
           <w:sz w:val="32"/>
           <w:szCs w:val="32"/>
@@ -2149,7 +1678,33 @@
           <w:lang w:eastAsia="th-TH"/>
         </w:rPr>
         <w:lastRenderedPageBreak/>
-        <w:t>บันทึกผลการตรวจงานจ้าง</w:t>
+        <w:t>บันทึก</w:t>
+      </w:r>
+      <w:r>
+        <w:rPr>
+          <w:rFonts w:ascii="TH SarabunIT๙" w:hAnsi="TH SarabunIT๙" w:cs="TH SarabunIT๙" w:hint="cs"/>
+          <w:b/>
+          <w:bCs/>
+          <w:snapToGrid w:val="0"/>
+          <w:sz w:val="32"/>
+          <w:szCs w:val="32"/>
+          <w:cs/>
+          <w:lang w:eastAsia="th-TH"/>
+        </w:rPr>
+        <w:t>ออก</w:t>
+      </w:r>
+      <w:r>
+        <w:rPr>
+          <w:rFonts w:ascii="TH SarabunIT๙" w:hAnsi="TH SarabunIT๙" w:cs="TH SarabunIT๙" w:hint="cs"/>
+          <w:b/>
+          <w:bCs/>
+          <w:snapToGrid w:val="0"/>
+          <w:sz w:val="32"/>
+          <w:szCs w:val="32"/>
+          <w:cs/>
+          <w:lang w:eastAsia="th-TH"/>
+        </w:rPr>
+        <w:t>ตรวจงานจ้าง</w:t>
       </w:r>
     </w:p>
     <w:p>
@@ -2695,70 +2250,7 @@
           <w:szCs w:val="32"/>
           <w:cs/>
         </w:rPr>
-        <w:t xml:space="preserve"> [ผลการตรวจ] เป็นไปตา</w:t>
-      </w:r>
-      <w:r>
-        <w:rPr>
-          <w:rFonts w:ascii="TH SarabunIT๙" w:hAnsi="TH SarabunIT๙" w:cs="TH SarabunIT๙" w:hint="cs"/>
-          <w:sz w:val="32"/>
-          <w:szCs w:val="32"/>
-          <w:cs/>
-        </w:rPr>
-        <w:t>ม</w:t>
-      </w:r>
-      <w:r>
-        <w:rPr>
-          <w:rFonts w:ascii="TH SarabunIT๙" w:hAnsi="TH SarabunIT๙" w:cs="TH SarabunIT๙"/>
-          <w:sz w:val="32"/>
-          <w:szCs w:val="32"/>
-          <w:cs/>
-        </w:rPr>
-        <w:t>รูป</w:t>
-      </w:r>
-      <w:r>
-        <w:rPr>
-          <w:rFonts w:ascii="TH SarabunIT๙" w:hAnsi="TH SarabunIT๙" w:cs="TH SarabunIT๙" w:hint="cs"/>
-          <w:sz w:val="32"/>
-          <w:szCs w:val="32"/>
-          <w:cs/>
-        </w:rPr>
-        <w:t>แบบและ</w:t>
-      </w:r>
-      <w:r>
-        <w:rPr>
-          <w:rFonts w:ascii="TH SarabunIT๙" w:hAnsi="TH SarabunIT๙" w:cs="TH SarabunIT๙"/>
-          <w:sz w:val="32"/>
-          <w:szCs w:val="32"/>
-          <w:cs/>
-        </w:rPr>
-        <w:t>สัญญาจ้าง</w:t>
-      </w:r>
-      <w:r>
-        <w:rPr>
-          <w:rFonts w:ascii="TH SarabunIT๙" w:hAnsi="TH SarabunIT๙" w:cs="TH SarabunIT๙" w:hint="cs"/>
-          <w:sz w:val="32"/>
-          <w:szCs w:val="32"/>
-          <w:cs/>
-        </w:rPr>
-        <w:t>ของ</w:t>
-      </w:r>
-      <w:r>
-        <w:rPr>
-          <w:rFonts w:ascii="TH SarabunIT๙" w:hAnsi="TH SarabunIT๙" w:cs="TH SarabunIT๙"/>
-          <w:sz w:val="32"/>
-          <w:szCs w:val="32"/>
-          <w:cs/>
-        </w:rPr>
-        <w:t>องค์การบริหารส่วนตำบล</w:t>
-      </w:r>
-      <w:r>
-        <w:rPr>
-          <w:rFonts w:ascii="TH SarabunIT๙" w:hAnsi="TH SarabunIT๙" w:cs="TH SarabunIT๙" w:hint="cs"/>
-          <w:sz w:val="32"/>
-          <w:szCs w:val="32"/>
-          <w:cs/>
-        </w:rPr>
-        <w:t>คลองด่าน</w:t>
+        <w:t xml:space="preserve"> [ผลการตรวจ] </w:t>
       </w:r>
     </w:p>
     <w:p>
@@ -2996,7 +2488,7 @@
         <w:widowControl w:val="0"/>
         <w:spacing w:before="120"/>
         <w:rPr>
-          <w:rFonts w:ascii="TH SarabunIT๙" w:hAnsi="TH SarabunIT๙" w:cs="TH SarabunIT๙" w:hint="cs"/>
+          <w:rFonts w:ascii="TH SarabunIT๙" w:hAnsi="TH SarabunIT๙" w:cs="TH SarabunIT๙"/>
           <w:snapToGrid w:val="0"/>
           <w:sz w:val="32"/>
           <w:szCs w:val="32"/>
@@ -3370,7 +2862,7 @@
         <w:widowControl w:val="0"/>
         <w:spacing w:before="120"/>
         <w:rPr>
-          <w:rFonts w:ascii="TH SarabunIT๙" w:hAnsi="TH SarabunIT๙" w:cs="TH SarabunIT๙" w:hint="cs"/>
+          <w:rFonts w:ascii="TH SarabunIT๙" w:hAnsi="TH SarabunIT๙" w:cs="TH SarabunIT๙"/>
           <w:snapToGrid w:val="0"/>
           <w:sz w:val="32"/>
           <w:szCs w:val="32"/>
@@ -3380,10 +2872,11 @@
       </w:pPr>
     </w:p>
     <w:sectPr>
-      <w:pgSz w:w="12240" w:h="15840"/>
-      <w:pgMar w:top="426" w:right="1041" w:bottom="284" w:left="1531" w:header="567" w:footer="567" w:gutter="0"/>
+      <w:pgSz w:w="11906" w:h="16838" w:code="9"/>
+      <w:pgMar w:top="851" w:right="1134" w:bottom="284" w:left="1701" w:header="567" w:footer="567" w:gutter="0"/>
       <w:cols w:space="720"/>
       <w:noEndnote/>
+      <w:docGrid w:linePitch="381"/>
     </w:sectPr>
   </w:body>
 </w:document>
@@ -4356,7 +3849,7 @@
 </file>
 
 <file path=word/diagrams/colors1.xml><?xml version="1.0" encoding="utf-8"?>
-<dgm:colorsDef xmlns:dgm="http://schemas.openxmlformats.org/drawingml/2006/diagram" xmlns:a="http://schemas.openxmlformats.org/drawingml/2006/main" uniqueId="urn:microsoft.com/office/officeart/2005/8/colors/accent1_2">
+<dgm:colorsDef xmlns:dgm="http://schemas.openxmlformats.org/drawingml/2006/diagram" xmlns:a="http://schemas.openxmlformats.org/drawingml/2006/main" uniqueId="urn:microsoft.com/office/officeart/2005/8/colors/accent1_2#1">
   <dgm:title val=""/>
   <dgm:desc val=""/>
   <dgm:catLst>
@@ -5210,7 +4703,7 @@
 <dgm:dataModel xmlns:dgm="http://schemas.openxmlformats.org/drawingml/2006/diagram" xmlns:a="http://schemas.openxmlformats.org/drawingml/2006/main">
   <dgm:ptLst>
     <dgm:pt modelId="{08035022-6A1D-4E39-B8D5-62D05ED7EA27}" type="doc">
-      <dgm:prSet loTypeId="urn:microsoft.com/office/officeart/2005/8/layout/pList1" loCatId="picture" qsTypeId="urn:microsoft.com/office/officeart/2005/8/quickstyle/simple1" qsCatId="simple" csTypeId="urn:microsoft.com/office/officeart/2005/8/colors/accent1_2" csCatId="accent1" phldr="1"/>
+      <dgm:prSet loTypeId="urn:microsoft.com/office/officeart/2005/8/layout/pList1" loCatId="picture" qsTypeId="urn:microsoft.com/office/officeart/2005/8/quickstyle/simple1#1" qsCatId="simple" csTypeId="urn:microsoft.com/office/officeart/2005/8/colors/accent1_2#1" csCatId="accent1" phldr="1"/>
       <dgm:spPr/>
       <dgm:t>
         <a:bodyPr/>
@@ -6123,7 +5616,7 @@
 </file>
 
 <file path=word/diagrams/quickStyle1.xml><?xml version="1.0" encoding="utf-8"?>
-<dgm:styleDef xmlns:dgm="http://schemas.openxmlformats.org/drawingml/2006/diagram" xmlns:a="http://schemas.openxmlformats.org/drawingml/2006/main" uniqueId="urn:microsoft.com/office/officeart/2005/8/quickstyle/simple1">
+<dgm:styleDef xmlns:dgm="http://schemas.openxmlformats.org/drawingml/2006/diagram" xmlns:a="http://schemas.openxmlformats.org/drawingml/2006/main" uniqueId="urn:microsoft.com/office/officeart/2005/8/quickstyle/simple1#1">
   <dgm:title val=""/>
   <dgm:desc val=""/>
   <dgm:catLst>

--- a/templates/บันทึกออกตรวจงานจ้าง_template.docx
+++ b/templates/บันทึกออกตรวจงานจ้าง_template.docx
@@ -18,7 +18,7 @@
           <w:tab w:val="clear" w:pos="10941"/>
         </w:tabs>
         <w:rPr>
-          <w:rFonts w:ascii="TH SarabunIT๙" w:hAnsi="TH SarabunIT๙" w:cs="TH SarabunIT๙" w:hint="cs"/>
+          <w:rFonts w:ascii="TH SarabunIT๙" w:hAnsi="TH SarabunIT๙" w:cs="TH SarabunIT๙"/>
           <w:sz w:val="44"/>
           <w:szCs w:val="44"/>
         </w:rPr>
@@ -51,7 +51,7 @@
             <v:imagedata r:id="rId6" o:title="" blacklevel="3932f" o:detectmouseclick="f"/>
             <w10:wrap anchory="page"/>
           </v:shape>
-          <o:OLEObject Type="Embed" ProgID="Word.Picture.8" ShapeID="Picture 1" DrawAspect="Content" ObjectID="_1853499097" r:id="rId7"/>
+          <o:OLEObject Type="Embed" ProgID="Word.Picture.8" ShapeID="Picture 1" DrawAspect="Content" ObjectID="_1853584301" r:id="rId7"/>
         </w:object>
       </w:r>
       <w:r>
@@ -672,16 +672,7 @@
           <w:szCs w:val="32"/>
           <w:cs/>
         </w:rPr>
-        <w:t xml:space="preserve"> </w:t>
-      </w:r>
-      <w:r>
-        <w:rPr>
-          <w:rFonts w:ascii="TH SarabunIT๙" w:hAnsi="TH SarabunIT๙" w:cs="TH SarabunIT๙" w:hint="cs"/>
-          <w:sz w:val="32"/>
-          <w:szCs w:val="32"/>
-          <w:cs/>
-        </w:rPr>
-        <w:t>แต่งตั้งคณะกรรมการตรวจรับพัสดุสำหรับงาน</w:t>
+        <w:t xml:space="preserve"> แต่งตั้งคณะกรรมการตรวจรับพัสดุสำหรับงาน</w:t>
       </w:r>
       <w:r>
         <w:rPr>
@@ -906,7 +897,7 @@
           <w:szCs w:val="32"/>
           <w:cs/>
         </w:rPr>
-        <w:t>คณะกรรมการฯ ได้สอบช่างคุมงานของผู้รับจ้าง ถึงความคืบหน้าของงานจ้าง และ</w:t>
+        <w:t>คณะกรรมการฯ ได้สอบ</w:t>
       </w:r>
       <w:r>
         <w:rPr>
@@ -915,6 +906,24 @@
           <w:szCs w:val="32"/>
           <w:cs/>
         </w:rPr>
+        <w:t>ถาม</w:t>
+      </w:r>
+      <w:r>
+        <w:rPr>
+          <w:rFonts w:ascii="TH SarabunIT๙" w:hAnsi="TH SarabunIT๙" w:cs="TH SarabunIT๙" w:hint="cs"/>
+          <w:sz w:val="32"/>
+          <w:szCs w:val="32"/>
+          <w:cs/>
+        </w:rPr>
+        <w:t>ช่างคุมงานของผู้รับจ้าง ถึงความคืบหน้าของงานจ้าง และ</w:t>
+      </w:r>
+      <w:r>
+        <w:rPr>
+          <w:rFonts w:ascii="TH SarabunIT๙" w:hAnsi="TH SarabunIT๙" w:cs="TH SarabunIT๙" w:hint="cs"/>
+          <w:sz w:val="32"/>
+          <w:szCs w:val="32"/>
+          <w:cs/>
+        </w:rPr>
         <w:t>[ชื่อนายช่างผู้ควบคุมงาน]</w:t>
       </w:r>
       <w:r>
@@ -928,6 +937,15 @@
       </w:r>
       <w:r>
         <w:rPr>
+          <w:rFonts w:ascii="TH SarabunIT๙" w:hAnsi="TH SarabunIT๙" w:cs="TH SarabunIT๙" w:hint="cs"/>
+          <w:sz w:val="32"/>
+          <w:szCs w:val="32"/>
+          <w:cs/>
+        </w:rPr>
+        <w:t>วันนี้</w:t>
+      </w:r>
+      <w:r>
+        <w:rPr>
           <w:rFonts w:ascii="TH SarabunIT๙" w:hAnsi="TH SarabunIT๙" w:cs="TH SarabunIT๙"/>
           <w:sz w:val="32"/>
           <w:szCs w:val="32"/>
@@ -951,7 +969,25 @@
           <w:szCs w:val="32"/>
           <w:cs/>
         </w:rPr>
-        <w:t>พร้อมนี้ได้แนบภาพถ่ายการตรวจงานดังกล่าวมาแล้วด้วย</w:t>
+        <w:t>พร้อมนี้ได้แนบภาพถ่ายการ</w:t>
+      </w:r>
+      <w:r>
+        <w:rPr>
+          <w:rFonts w:ascii="TH SarabunIT๙" w:hAnsi="TH SarabunIT๙" w:cs="TH SarabunIT๙" w:hint="cs"/>
+          <w:sz w:val="32"/>
+          <w:szCs w:val="32"/>
+          <w:cs/>
+        </w:rPr>
+        <w:t>ออก</w:t>
+      </w:r>
+      <w:r>
+        <w:rPr>
+          <w:rFonts w:ascii="TH SarabunIT๙" w:hAnsi="TH SarabunIT๙" w:cs="TH SarabunIT๙" w:hint="cs"/>
+          <w:sz w:val="32"/>
+          <w:szCs w:val="32"/>
+          <w:cs/>
+        </w:rPr>
+        <w:t>ตรวจงานดังกล่าวมาแล้วด้วย</w:t>
       </w:r>
     </w:p>
     <w:p>
@@ -1025,7 +1061,7 @@
         <w:widowControl w:val="0"/>
         <w:spacing w:before="120"/>
         <w:rPr>
-          <w:rFonts w:ascii="TH SarabunIT๙" w:hAnsi="TH SarabunIT๙" w:cs="TH SarabunIT๙" w:hint="cs"/>
+          <w:rFonts w:ascii="TH SarabunIT๙" w:hAnsi="TH SarabunIT๙" w:cs="TH SarabunIT๙"/>
           <w:color w:val="000000"/>
           <w:sz w:val="32"/>
           <w:szCs w:val="32"/>
@@ -1998,6 +2034,7 @@
               <w:tabs>
                 <w:tab w:val="left" w:pos="9634"/>
               </w:tabs>
+              <w:spacing w:before="120"/>
               <w:contextualSpacing/>
               <w:rPr>
                 <w:rFonts w:ascii="TH SarabunIT๙" w:hAnsi="TH SarabunIT๙" w:cs="TH SarabunIT๙"/>
@@ -2048,6 +2085,7 @@
               <w:tabs>
                 <w:tab w:val="left" w:pos="9634"/>
               </w:tabs>
+              <w:spacing w:before="120"/>
               <w:contextualSpacing/>
               <w:rPr>
                 <w:rFonts w:ascii="TH SarabunIT๙" w:hAnsi="TH SarabunIT๙" w:cs="TH SarabunIT๙"/>
@@ -2083,6 +2121,7 @@
               <w:tabs>
                 <w:tab w:val="left" w:pos="9634"/>
               </w:tabs>
+              <w:spacing w:before="120"/>
               <w:contextualSpacing/>
               <w:rPr>
                 <w:rFonts w:ascii="TH SarabunIT๙" w:hAnsi="TH SarabunIT๙" w:cs="TH SarabunIT๙"/>
@@ -2123,6 +2162,7 @@
               <w:tabs>
                 <w:tab w:val="left" w:pos="9634"/>
               </w:tabs>
+              <w:spacing w:before="120"/>
               <w:contextualSpacing/>
               <w:rPr>
                 <w:rFonts w:ascii="TH SarabunIT๙" w:hAnsi="TH SarabunIT๙" w:cs="TH SarabunIT๙"/>
@@ -2158,6 +2198,7 @@
               <w:tabs>
                 <w:tab w:val="left" w:pos="9634"/>
               </w:tabs>
+              <w:spacing w:before="120"/>
               <w:contextualSpacing/>
               <w:rPr>
                 <w:rFonts w:ascii="TH SarabunIT๙" w:hAnsi="TH SarabunIT๙" w:cs="TH SarabunIT๙"/>
@@ -2198,6 +2239,7 @@
               <w:tabs>
                 <w:tab w:val="left" w:pos="9634"/>
               </w:tabs>
+              <w:spacing w:before="120"/>
               <w:contextualSpacing/>
               <w:rPr>
                 <w:rFonts w:ascii="TH SarabunIT๙" w:hAnsi="TH SarabunIT๙" w:cs="TH SarabunIT๙"/>
@@ -2225,6 +2267,7 @@
         <w:tabs>
           <w:tab w:val="left" w:pos="9634"/>
         </w:tabs>
+        <w:spacing w:before="120"/>
         <w:contextualSpacing/>
         <w:rPr>
           <w:rFonts w:ascii="TH SarabunIT๙" w:hAnsi="TH SarabunIT๙" w:cs="TH SarabunIT๙"/>
@@ -2596,7 +2639,7 @@
       </w:tr>
       <w:tr>
         <w:trPr>
-          <w:trHeight w:val="92"/>
+          <w:trHeight w:val="553"/>
         </w:trPr>
         <w:tc>
           <w:tcPr>
@@ -2690,7 +2733,7 @@
       </w:tr>
       <w:tr>
         <w:trPr>
-          <w:trHeight w:val="20"/>
+          <w:trHeight w:val="574"/>
         </w:trPr>
         <w:tc>
           <w:tcPr>
@@ -2774,7 +2817,7 @@
       </w:tr>
       <w:tr>
         <w:trPr>
-          <w:trHeight w:val="185"/>
+          <w:trHeight w:val="557"/>
         </w:trPr>
         <w:tc>
           <w:tcPr>
